--- a/report_template/template_dynamic/dyn_7_Product_State.docx
+++ b/report_template/template_dynamic/dyn_7_Product_State.docx
@@ -200,7 +200,31 @@
           <w:sz w:val="18"/>
           <w:szCs w:val="18"/>
         </w:rPr>
-        <w:t>，作用仅防止标准模块介绍内容被填充到报告中</w:t>
+        <w:t>，作用</w:t>
+      </w:r>
+      <w:proofErr w:type="gramStart"/>
+      <w:r>
+        <w:rPr>
+          <w:rFonts w:ascii="微软雅黑" w:eastAsia="微软雅黑" w:hAnsi="微软雅黑" w:hint="eastAsia"/>
+          <w:b/>
+          <w:bCs/>
+          <w:color w:val="000000" w:themeColor="text1"/>
+          <w:sz w:val="18"/>
+          <w:szCs w:val="18"/>
+        </w:rPr>
+        <w:t>仅防止</w:t>
+      </w:r>
+      <w:proofErr w:type="gramEnd"/>
+      <w:r>
+        <w:rPr>
+          <w:rFonts w:ascii="微软雅黑" w:eastAsia="微软雅黑" w:hAnsi="微软雅黑" w:hint="eastAsia"/>
+          <w:b/>
+          <w:bCs/>
+          <w:color w:val="000000" w:themeColor="text1"/>
+          <w:sz w:val="18"/>
+          <w:szCs w:val="18"/>
+        </w:rPr>
+        <w:t>标准模块介绍内容被填充到报告中</w:t>
       </w:r>
     </w:p>
     <w:p>
@@ -768,7 +792,13 @@
     </w:p>
     <w:p>
       <w:pPr>
+        <w:pStyle w:val="a8"/>
         <w:widowControl/>
+        <w:numPr>
+          <w:ilvl w:val="0"/>
+          <w:numId w:val="4"/>
+        </w:numPr>
+        <w:ind w:firstLineChars="0"/>
         <w:jc w:val="left"/>
         <w:rPr>
           <w:rFonts w:ascii="微软雅黑" w:eastAsia="微软雅黑" w:hAnsi="微软雅黑"/>
@@ -777,7 +807,6 @@
           <w:color w:val="000000" w:themeColor="text1"/>
           <w:sz w:val="18"/>
           <w:szCs w:val="18"/>
-          <w:highlight w:val="green"/>
         </w:rPr>
       </w:pPr>
       <w:r>
@@ -788,9 +817,8 @@
           <w:color w:val="000000" w:themeColor="text1"/>
           <w:sz w:val="18"/>
           <w:szCs w:val="18"/>
-          <w:highlight w:val="green"/>
-        </w:rPr>
-        <w:t>{%p</w:t>
+        </w:rPr>
+        <w:t>2</w:t>
       </w:r>
       <w:r>
         <w:rPr>
@@ -800,9 +828,8 @@
           <w:color w:val="000000" w:themeColor="text1"/>
           <w:sz w:val="18"/>
           <w:szCs w:val="18"/>
-          <w:highlight w:val="green"/>
-        </w:rPr>
-        <w:t xml:space="preserve"> endif</w:t>
+        </w:rPr>
+        <w:t>026.05.27</w:t>
       </w:r>
       <w:r>
         <w:rPr>
@@ -812,6 +839,56 @@
           <w:color w:val="000000" w:themeColor="text1"/>
           <w:sz w:val="18"/>
           <w:szCs w:val="18"/>
+        </w:rPr>
+        <w:t>：产品声明，兼容林奇输出CNV版本</w:t>
+      </w:r>
+    </w:p>
+    <w:p>
+      <w:pPr>
+        <w:widowControl/>
+        <w:jc w:val="left"/>
+        <w:rPr>
+          <w:rFonts w:ascii="微软雅黑" w:eastAsia="微软雅黑" w:hAnsi="微软雅黑"/>
+          <w:b/>
+          <w:bCs/>
+          <w:color w:val="000000" w:themeColor="text1"/>
+          <w:sz w:val="18"/>
+          <w:szCs w:val="18"/>
+          <w:highlight w:val="green"/>
+        </w:rPr>
+      </w:pPr>
+      <w:r>
+        <w:rPr>
+          <w:rFonts w:ascii="微软雅黑" w:eastAsia="微软雅黑" w:hAnsi="微软雅黑" w:hint="eastAsia"/>
+          <w:b/>
+          <w:bCs/>
+          <w:color w:val="000000" w:themeColor="text1"/>
+          <w:sz w:val="18"/>
+          <w:szCs w:val="18"/>
+          <w:highlight w:val="green"/>
+        </w:rPr>
+        <w:t>{%p</w:t>
+      </w:r>
+      <w:r>
+        <w:rPr>
+          <w:rFonts w:ascii="微软雅黑" w:eastAsia="微软雅黑" w:hAnsi="微软雅黑"/>
+          <w:b/>
+          <w:bCs/>
+          <w:color w:val="000000" w:themeColor="text1"/>
+          <w:sz w:val="18"/>
+          <w:szCs w:val="18"/>
+          <w:highlight w:val="green"/>
+        </w:rPr>
+        <w:t xml:space="preserve"> endif</w:t>
+      </w:r>
+      <w:r>
+        <w:rPr>
+          <w:rFonts w:ascii="微软雅黑" w:eastAsia="微软雅黑" w:hAnsi="微软雅黑" w:hint="eastAsia"/>
+          <w:b/>
+          <w:bCs/>
+          <w:color w:val="000000" w:themeColor="text1"/>
+          <w:sz w:val="18"/>
+          <w:szCs w:val="18"/>
           <w:highlight w:val="green"/>
         </w:rPr>
         <w:t>%}</w:t>
@@ -1001,18 +1078,28 @@
         </w:rPr>
         <w:t xml:space="preserve"> </w:t>
       </w:r>
-      <w:r>
-        <w:rPr>
-          <w:highlight w:val="cyan"/>
-        </w:rPr>
-        <w:t>”BRCA1/2（扩增子）</w:t>
-      </w:r>
+      <w:proofErr w:type="gramStart"/>
       <w:r>
         <w:rPr>
           <w:highlight w:val="cyan"/>
         </w:rPr>
         <w:t>”</w:t>
       </w:r>
+      <w:proofErr w:type="gramEnd"/>
+      <w:r>
+        <w:rPr>
+          <w:highlight w:val="cyan"/>
+        </w:rPr>
+        <w:t>BRCA1/2（扩增子）</w:t>
+      </w:r>
+      <w:proofErr w:type="gramStart"/>
+      <w:r>
+        <w:rPr>
+          <w:highlight w:val="cyan"/>
+        </w:rPr>
+        <w:t>”</w:t>
+      </w:r>
+      <w:proofErr w:type="gramEnd"/>
       <w:r>
         <w:rPr>
           <w:highlight w:val="cyan"/>
@@ -1158,7 +1245,47 @@
           <w:szCs w:val="18"/>
           <w:highlight w:val="cyan"/>
         </w:rPr>
-        <w:t>”,”PTM（3基因）”]%}</w:t>
+        <w:t>”,</w:t>
+      </w:r>
+      <w:proofErr w:type="gramStart"/>
+      <w:r>
+        <w:rPr>
+          <w:rFonts w:ascii="思源黑体 CN Normal" w:eastAsia="思源黑体 CN Normal" w:hAnsi="思源黑体 CN Normal"/>
+          <w:sz w:val="18"/>
+          <w:szCs w:val="18"/>
+          <w:highlight w:val="cyan"/>
+        </w:rPr>
+        <w:t>”</w:t>
+      </w:r>
+      <w:proofErr w:type="gramEnd"/>
+      <w:r>
+        <w:rPr>
+          <w:rFonts w:ascii="思源黑体 CN Normal" w:eastAsia="思源黑体 CN Normal" w:hAnsi="思源黑体 CN Normal"/>
+          <w:sz w:val="18"/>
+          <w:szCs w:val="18"/>
+          <w:highlight w:val="cyan"/>
+        </w:rPr>
+        <w:t>PTM（3基因）</w:t>
+      </w:r>
+      <w:proofErr w:type="gramStart"/>
+      <w:r>
+        <w:rPr>
+          <w:rFonts w:ascii="思源黑体 CN Normal" w:eastAsia="思源黑体 CN Normal" w:hAnsi="思源黑体 CN Normal"/>
+          <w:sz w:val="18"/>
+          <w:szCs w:val="18"/>
+          <w:highlight w:val="cyan"/>
+        </w:rPr>
+        <w:t>”</w:t>
+      </w:r>
+      <w:proofErr w:type="gramEnd"/>
+      <w:r>
+        <w:rPr>
+          <w:rFonts w:ascii="思源黑体 CN Normal" w:eastAsia="思源黑体 CN Normal" w:hAnsi="思源黑体 CN Normal"/>
+          <w:sz w:val="18"/>
+          <w:szCs w:val="18"/>
+          <w:highlight w:val="cyan"/>
+        </w:rPr>
+        <w:t>]%}</w:t>
       </w:r>
     </w:p>
     <w:p>
@@ -1845,13 +1972,23 @@
         </w:rPr>
         <w:t>}</w:t>
       </w:r>
-      <w:r>
-        <w:rPr>
-          <w:rFonts w:ascii="思源黑体 CN Normal" w:eastAsia="思源黑体 CN Normal" w:hAnsi="思源黑体 CN Normal"/>
-          <w:sz w:val="18"/>
-          <w:szCs w:val="18"/>
-        </w:rPr>
-        <w:t>个基因的目标区域</w:t>
+      <w:proofErr w:type="gramStart"/>
+      <w:r>
+        <w:rPr>
+          <w:rFonts w:ascii="思源黑体 CN Normal" w:eastAsia="思源黑体 CN Normal" w:hAnsi="思源黑体 CN Normal"/>
+          <w:sz w:val="18"/>
+          <w:szCs w:val="18"/>
+        </w:rPr>
+        <w:t>个</w:t>
+      </w:r>
+      <w:proofErr w:type="gramEnd"/>
+      <w:r>
+        <w:rPr>
+          <w:rFonts w:ascii="思源黑体 CN Normal" w:eastAsia="思源黑体 CN Normal" w:hAnsi="思源黑体 CN Normal"/>
+          <w:sz w:val="18"/>
+          <w:szCs w:val="18"/>
+        </w:rPr>
+        <w:t>基因的目标区域</w:t>
       </w:r>
       <w:r>
         <w:rPr>
@@ -2372,7 +2509,75 @@
           <w:sz w:val="18"/>
           <w:szCs w:val="18"/>
         </w:rPr>
-        <w:t>SNV）和小片段插入/缺失（Indel）变异情况</w:t>
+        <w:t>SNV）</w:t>
+      </w:r>
+      <w:r>
+        <w:rPr>
+          <w:rFonts w:ascii="思源黑体 CN Normal" w:eastAsia="思源黑体 CN Normal" w:hAnsi="思源黑体 CN Normal" w:hint="eastAsia"/>
+          <w:sz w:val="18"/>
+          <w:szCs w:val="18"/>
+        </w:rPr>
+        <w:t>、</w:t>
+      </w:r>
+      <w:r>
+        <w:rPr>
+          <w:rFonts w:ascii="思源黑体 CN Normal" w:eastAsia="思源黑体 CN Normal" w:hAnsi="思源黑体 CN Normal"/>
+          <w:sz w:val="18"/>
+          <w:szCs w:val="18"/>
+        </w:rPr>
+        <w:t>小片段插入/缺失（Indel）</w:t>
+      </w:r>
+      <w:r>
+        <w:rPr>
+          <w:rFonts w:ascii="思源黑体 CN Normal" w:eastAsia="思源黑体 CN Normal" w:hAnsi="思源黑体 CN Normal"/>
+          <w:sz w:val="18"/>
+          <w:szCs w:val="18"/>
+        </w:rPr>
+        <w:t>{%if [</w:t>
+      </w:r>
+      <w:proofErr w:type="spellStart"/>
+      <w:r>
+        <w:rPr>
+          <w:rFonts w:ascii="思源黑体 CN Normal" w:eastAsia="思源黑体 CN Normal" w:hAnsi="思源黑体 CN Normal"/>
+          <w:sz w:val="18"/>
+          <w:szCs w:val="18"/>
+        </w:rPr>
+        <w:t>sample.json_batch_name</w:t>
+      </w:r>
+      <w:proofErr w:type="spellEnd"/>
+      <w:r>
+        <w:rPr>
+          <w:rFonts w:ascii="思源黑体 CN Normal" w:eastAsia="思源黑体 CN Normal" w:hAnsi="思源黑体 CN Normal"/>
+          <w:sz w:val="18"/>
+          <w:szCs w:val="18"/>
+        </w:rPr>
+        <w:t>, “v1.1.0”]|</w:t>
+      </w:r>
+      <w:proofErr w:type="spellStart"/>
+      <w:r>
+        <w:rPr>
+          <w:rFonts w:ascii="思源黑体 CN Normal" w:eastAsia="思源黑体 CN Normal" w:hAnsi="思源黑体 CN Normal"/>
+          <w:sz w:val="18"/>
+          <w:szCs w:val="18"/>
+        </w:rPr>
+        <w:t>judge_version</w:t>
+      </w:r>
+      <w:proofErr w:type="spellEnd"/>
+      <w:r>
+        <w:rPr>
+          <w:rFonts w:ascii="思源黑体 CN Normal" w:eastAsia="思源黑体 CN Normal" w:hAnsi="思源黑体 CN Normal"/>
+          <w:sz w:val="18"/>
+          <w:szCs w:val="18"/>
+        </w:rPr>
+        <w:t>%}、大片段缺失（large deletion）{%endif%}</w:t>
+      </w:r>
+      <w:r>
+        <w:rPr>
+          <w:rFonts w:ascii="思源黑体 CN Normal" w:eastAsia="思源黑体 CN Normal" w:hAnsi="思源黑体 CN Normal"/>
+          <w:sz w:val="18"/>
+          <w:szCs w:val="18"/>
+        </w:rPr>
+        <w:t>变异情况</w:t>
       </w:r>
       <w:r>
         <w:rPr>
@@ -2514,15 +2719,37 @@
         </w:rPr>
         <w:t>,</w:t>
       </w:r>
-      <w:r>
-        <w:rPr>
-          <w:rFonts w:ascii="思源黑体 CN Normal" w:eastAsia="思源黑体 CN Normal" w:hAnsi="思源黑体 CN Normal"/>
-          <w:sz w:val="18"/>
-          <w:szCs w:val="18"/>
-          <w:highlight w:val="cyan"/>
-        </w:rPr>
-        <w:t>”10基因（血液）”</w:t>
-      </w:r>
+      <w:proofErr w:type="gramStart"/>
+      <w:r>
+        <w:rPr>
+          <w:rFonts w:ascii="思源黑体 CN Normal" w:eastAsia="思源黑体 CN Normal" w:hAnsi="思源黑体 CN Normal"/>
+          <w:sz w:val="18"/>
+          <w:szCs w:val="18"/>
+          <w:highlight w:val="cyan"/>
+        </w:rPr>
+        <w:t>”</w:t>
+      </w:r>
+      <w:proofErr w:type="gramEnd"/>
+      <w:r>
+        <w:rPr>
+          <w:rFonts w:ascii="思源黑体 CN Normal" w:eastAsia="思源黑体 CN Normal" w:hAnsi="思源黑体 CN Normal"/>
+          <w:sz w:val="18"/>
+          <w:szCs w:val="18"/>
+          <w:highlight w:val="cyan"/>
+        </w:rPr>
+        <w:t>10基因（血液）</w:t>
+      </w:r>
+      <w:proofErr w:type="gramStart"/>
+      <w:r>
+        <w:rPr>
+          <w:rFonts w:ascii="思源黑体 CN Normal" w:eastAsia="思源黑体 CN Normal" w:hAnsi="思源黑体 CN Normal"/>
+          <w:sz w:val="18"/>
+          <w:szCs w:val="18"/>
+          <w:highlight w:val="cyan"/>
+        </w:rPr>
+        <w:t>”</w:t>
+      </w:r>
+      <w:proofErr w:type="gramEnd"/>
       <w:r>
         <w:rPr>
           <w:rFonts w:ascii="思源黑体 CN Normal" w:eastAsia="思源黑体 CN Normal" w:hAnsi="思源黑体 CN Normal"/>
@@ -2689,24 +2916,77 @@
         </w:rPr>
         <w:t>,</w:t>
       </w:r>
-      <w:r>
-        <w:rPr>
-          <w:rFonts w:ascii="思源黑体 CN Normal" w:eastAsia="思源黑体 CN Normal" w:hAnsi="思源黑体 CN Normal"/>
-          <w:sz w:val="18"/>
-          <w:szCs w:val="18"/>
-          <w:highlight w:val="cyan"/>
-        </w:rPr>
-        <w:t>”Pan116（组织）”</w:t>
-      </w:r>
-      <w:r>
-        <w:rPr>
-          <w:rFonts w:ascii="思源黑体 CN Normal" w:eastAsia="思源黑体 CN Normal" w:hAnsi="思源黑体 CN Normal"/>
-          <w:sz w:val="18"/>
-          <w:szCs w:val="18"/>
-          <w:highlight w:val="cyan"/>
-        </w:rPr>
-        <w:t>,”Pan116（血液）”</w:t>
-      </w:r>
+      <w:proofErr w:type="gramStart"/>
+      <w:r>
+        <w:rPr>
+          <w:rFonts w:ascii="思源黑体 CN Normal" w:eastAsia="思源黑体 CN Normal" w:hAnsi="思源黑体 CN Normal"/>
+          <w:sz w:val="18"/>
+          <w:szCs w:val="18"/>
+          <w:highlight w:val="cyan"/>
+        </w:rPr>
+        <w:t>”</w:t>
+      </w:r>
+      <w:proofErr w:type="gramEnd"/>
+      <w:r>
+        <w:rPr>
+          <w:rFonts w:ascii="思源黑体 CN Normal" w:eastAsia="思源黑体 CN Normal" w:hAnsi="思源黑体 CN Normal"/>
+          <w:sz w:val="18"/>
+          <w:szCs w:val="18"/>
+          <w:highlight w:val="cyan"/>
+        </w:rPr>
+        <w:t>Pan116（组织）</w:t>
+      </w:r>
+      <w:proofErr w:type="gramStart"/>
+      <w:r>
+        <w:rPr>
+          <w:rFonts w:ascii="思源黑体 CN Normal" w:eastAsia="思源黑体 CN Normal" w:hAnsi="思源黑体 CN Normal"/>
+          <w:sz w:val="18"/>
+          <w:szCs w:val="18"/>
+          <w:highlight w:val="cyan"/>
+        </w:rPr>
+        <w:t>”</w:t>
+      </w:r>
+      <w:proofErr w:type="gramEnd"/>
+      <w:r>
+        <w:rPr>
+          <w:rFonts w:ascii="思源黑体 CN Normal" w:eastAsia="思源黑体 CN Normal" w:hAnsi="思源黑体 CN Normal"/>
+          <w:sz w:val="18"/>
+          <w:szCs w:val="18"/>
+          <w:highlight w:val="cyan"/>
+        </w:rPr>
+        <w:t>,</w:t>
+      </w:r>
+      <w:proofErr w:type="gramStart"/>
+      <w:r>
+        <w:rPr>
+          <w:rFonts w:ascii="思源黑体 CN Normal" w:eastAsia="思源黑体 CN Normal" w:hAnsi="思源黑体 CN Normal"/>
+          <w:sz w:val="18"/>
+          <w:szCs w:val="18"/>
+          <w:highlight w:val="cyan"/>
+        </w:rPr>
+        <w:t>”</w:t>
+      </w:r>
+      <w:proofErr w:type="gramEnd"/>
+      <w:r>
+        <w:rPr>
+          <w:rFonts w:ascii="思源黑体 CN Normal" w:eastAsia="思源黑体 CN Normal" w:hAnsi="思源黑体 CN Normal"/>
+          <w:sz w:val="18"/>
+          <w:szCs w:val="18"/>
+          <w:highlight w:val="cyan"/>
+        </w:rPr>
+        <w:t>Pan116（血液）</w:t>
+      </w:r>
+      <w:proofErr w:type="gramStart"/>
+      <w:r>
+        <w:rPr>
+          <w:rFonts w:ascii="思源黑体 CN Normal" w:eastAsia="思源黑体 CN Normal" w:hAnsi="思源黑体 CN Normal"/>
+          <w:sz w:val="18"/>
+          <w:szCs w:val="18"/>
+          <w:highlight w:val="cyan"/>
+        </w:rPr>
+        <w:t>”</w:t>
+      </w:r>
+      <w:proofErr w:type="gramEnd"/>
       <w:r>
         <w:rPr>
           <w:rFonts w:ascii="思源黑体 CN Normal" w:eastAsia="思源黑体 CN Normal" w:hAnsi="思源黑体 CN Normal"/>
@@ -2723,43 +3003,107 @@
           <w:szCs w:val="18"/>
           <w:highlight w:val="cyan"/>
         </w:rPr>
-        <w:t>,”LC76（血液）”</w:t>
-      </w:r>
-      <w:r>
-        <w:rPr>
-          <w:rFonts w:ascii="思源黑体 CN Normal" w:eastAsia="思源黑体 CN Normal" w:hAnsi="思源黑体 CN Normal"/>
-          <w:sz w:val="18"/>
-          <w:szCs w:val="18"/>
-          <w:highlight w:val="cyan"/>
-        </w:rPr>
         <w:t>,</w:t>
       </w:r>
-      <w:r>
-        <w:rPr>
-          <w:rFonts w:ascii="思源黑体 CN Normal" w:eastAsia="思源黑体 CN Normal" w:hAnsi="思源黑体 CN Normal"/>
-          <w:sz w:val="18"/>
-          <w:szCs w:val="18"/>
-          <w:highlight w:val="cyan"/>
-        </w:rPr>
-        <w:t>”CRC25（组织）”</w:t>
-      </w:r>
-      <w:r>
-        <w:rPr>
-          <w:rFonts w:ascii="思源黑体 CN Normal" w:eastAsia="思源黑体 CN Normal" w:hAnsi="思源黑体 CN Normal" w:hint="eastAsia"/>
+      <w:proofErr w:type="gramStart"/>
+      <w:r>
+        <w:rPr>
+          <w:rFonts w:ascii="思源黑体 CN Normal" w:eastAsia="思源黑体 CN Normal" w:hAnsi="思源黑体 CN Normal"/>
+          <w:sz w:val="18"/>
+          <w:szCs w:val="18"/>
+          <w:highlight w:val="cyan"/>
+        </w:rPr>
+        <w:t>”</w:t>
+      </w:r>
+      <w:proofErr w:type="gramEnd"/>
+      <w:r>
+        <w:rPr>
+          <w:rFonts w:ascii="思源黑体 CN Normal" w:eastAsia="思源黑体 CN Normal" w:hAnsi="思源黑体 CN Normal"/>
+          <w:sz w:val="18"/>
+          <w:szCs w:val="18"/>
+          <w:highlight w:val="cyan"/>
+        </w:rPr>
+        <w:t>LC76（血液）</w:t>
+      </w:r>
+      <w:proofErr w:type="gramStart"/>
+      <w:r>
+        <w:rPr>
+          <w:rFonts w:ascii="思源黑体 CN Normal" w:eastAsia="思源黑体 CN Normal" w:hAnsi="思源黑体 CN Normal"/>
+          <w:sz w:val="18"/>
+          <w:szCs w:val="18"/>
+          <w:highlight w:val="cyan"/>
+        </w:rPr>
+        <w:t>”</w:t>
+      </w:r>
+      <w:proofErr w:type="gramEnd"/>
+      <w:r>
+        <w:rPr>
+          <w:rFonts w:ascii="思源黑体 CN Normal" w:eastAsia="思源黑体 CN Normal" w:hAnsi="思源黑体 CN Normal"/>
           <w:sz w:val="18"/>
           <w:szCs w:val="18"/>
           <w:highlight w:val="cyan"/>
         </w:rPr>
         <w:t>,</w:t>
       </w:r>
-      <w:r>
-        <w:rPr>
-          <w:rFonts w:ascii="思源黑体 CN Normal" w:eastAsia="思源黑体 CN Normal" w:hAnsi="思源黑体 CN Normal"/>
-          <w:sz w:val="18"/>
-          <w:szCs w:val="18"/>
-          <w:highlight w:val="cyan"/>
-        </w:rPr>
-        <w:t>”CRC25（</w:t>
+      <w:proofErr w:type="gramStart"/>
+      <w:r>
+        <w:rPr>
+          <w:rFonts w:ascii="思源黑体 CN Normal" w:eastAsia="思源黑体 CN Normal" w:hAnsi="思源黑体 CN Normal"/>
+          <w:sz w:val="18"/>
+          <w:szCs w:val="18"/>
+          <w:highlight w:val="cyan"/>
+        </w:rPr>
+        <w:t>”</w:t>
+      </w:r>
+      <w:proofErr w:type="gramEnd"/>
+      <w:r>
+        <w:rPr>
+          <w:rFonts w:ascii="思源黑体 CN Normal" w:eastAsia="思源黑体 CN Normal" w:hAnsi="思源黑体 CN Normal"/>
+          <w:sz w:val="18"/>
+          <w:szCs w:val="18"/>
+          <w:highlight w:val="cyan"/>
+        </w:rPr>
+        <w:t>CRC25（组织）</w:t>
+      </w:r>
+      <w:proofErr w:type="gramStart"/>
+      <w:r>
+        <w:rPr>
+          <w:rFonts w:ascii="思源黑体 CN Normal" w:eastAsia="思源黑体 CN Normal" w:hAnsi="思源黑体 CN Normal"/>
+          <w:sz w:val="18"/>
+          <w:szCs w:val="18"/>
+          <w:highlight w:val="cyan"/>
+        </w:rPr>
+        <w:t>”</w:t>
+      </w:r>
+      <w:proofErr w:type="gramEnd"/>
+      <w:r>
+        <w:rPr>
+          <w:rFonts w:ascii="思源黑体 CN Normal" w:eastAsia="思源黑体 CN Normal" w:hAnsi="思源黑体 CN Normal" w:hint="eastAsia"/>
+          <w:sz w:val="18"/>
+          <w:szCs w:val="18"/>
+          <w:highlight w:val="cyan"/>
+        </w:rPr>
+        <w:t>,</w:t>
+      </w:r>
+      <w:proofErr w:type="gramStart"/>
+      <w:r>
+        <w:rPr>
+          <w:rFonts w:ascii="思源黑体 CN Normal" w:eastAsia="思源黑体 CN Normal" w:hAnsi="思源黑体 CN Normal"/>
+          <w:sz w:val="18"/>
+          <w:szCs w:val="18"/>
+          <w:highlight w:val="cyan"/>
+        </w:rPr>
+        <w:t>”</w:t>
+      </w:r>
+      <w:proofErr w:type="gramEnd"/>
+      <w:r>
+        <w:rPr>
+          <w:rFonts w:ascii="思源黑体 CN Normal" w:eastAsia="思源黑体 CN Normal" w:hAnsi="思源黑体 CN Normal"/>
+          <w:sz w:val="18"/>
+          <w:szCs w:val="18"/>
+          <w:highlight w:val="cyan"/>
+        </w:rPr>
+        <w:t>CRC25（</w:t>
       </w:r>
       <w:r>
         <w:rPr>
@@ -2777,8 +3121,19 @@
           <w:szCs w:val="18"/>
           <w:highlight w:val="cyan"/>
         </w:rPr>
-        <w:t>）”</w:t>
-      </w:r>
+        <w:t>）</w:t>
+      </w:r>
+      <w:proofErr w:type="gramStart"/>
+      <w:r>
+        <w:rPr>
+          <w:rFonts w:ascii="思源黑体 CN Normal" w:eastAsia="思源黑体 CN Normal" w:hAnsi="思源黑体 CN Normal"/>
+          <w:sz w:val="18"/>
+          <w:szCs w:val="18"/>
+          <w:highlight w:val="cyan"/>
+        </w:rPr>
+        <w:t>”</w:t>
+      </w:r>
+      <w:proofErr w:type="gramEnd"/>
       <w:r>
         <w:rPr>
           <w:rFonts w:ascii="思源黑体 CN Normal" w:eastAsia="思源黑体 CN Normal" w:hAnsi="思源黑体 CN Normal"/>
@@ -2788,15 +3143,37 @@
         </w:rPr>
         <w:t>,</w:t>
       </w:r>
-      <w:r>
-        <w:rPr>
-          <w:rFonts w:ascii="思源黑体 CN Normal" w:eastAsia="思源黑体 CN Normal" w:hAnsi="思源黑体 CN Normal"/>
-          <w:sz w:val="18"/>
-          <w:szCs w:val="18"/>
-          <w:highlight w:val="cyan"/>
-        </w:rPr>
-        <w:t>”GA18（组织）”</w:t>
-      </w:r>
+      <w:proofErr w:type="gramStart"/>
+      <w:r>
+        <w:rPr>
+          <w:rFonts w:ascii="思源黑体 CN Normal" w:eastAsia="思源黑体 CN Normal" w:hAnsi="思源黑体 CN Normal"/>
+          <w:sz w:val="18"/>
+          <w:szCs w:val="18"/>
+          <w:highlight w:val="cyan"/>
+        </w:rPr>
+        <w:t>”</w:t>
+      </w:r>
+      <w:proofErr w:type="gramEnd"/>
+      <w:r>
+        <w:rPr>
+          <w:rFonts w:ascii="思源黑体 CN Normal" w:eastAsia="思源黑体 CN Normal" w:hAnsi="思源黑体 CN Normal"/>
+          <w:sz w:val="18"/>
+          <w:szCs w:val="18"/>
+          <w:highlight w:val="cyan"/>
+        </w:rPr>
+        <w:t>GA18（组织）</w:t>
+      </w:r>
+      <w:proofErr w:type="gramStart"/>
+      <w:r>
+        <w:rPr>
+          <w:rFonts w:ascii="思源黑体 CN Normal" w:eastAsia="思源黑体 CN Normal" w:hAnsi="思源黑体 CN Normal"/>
+          <w:sz w:val="18"/>
+          <w:szCs w:val="18"/>
+          <w:highlight w:val="cyan"/>
+        </w:rPr>
+        <w:t>”</w:t>
+      </w:r>
+      <w:proofErr w:type="gramEnd"/>
       <w:r>
         <w:rPr>
           <w:rFonts w:ascii="思源黑体 CN Normal" w:eastAsia="思源黑体 CN Normal" w:hAnsi="思源黑体 CN Normal"/>
@@ -2815,14 +3192,25 @@
         </w:rPr>
         <w:t>,</w:t>
       </w:r>
-      <w:r>
-        <w:rPr>
-          <w:rFonts w:ascii="思源黑体 CN Normal" w:eastAsia="思源黑体 CN Normal" w:hAnsi="思源黑体 CN Normal"/>
-          <w:sz w:val="18"/>
-          <w:szCs w:val="18"/>
-          <w:highlight w:val="cyan"/>
-        </w:rPr>
-        <w:t>”GA18（</w:t>
+      <w:proofErr w:type="gramStart"/>
+      <w:r>
+        <w:rPr>
+          <w:rFonts w:ascii="思源黑体 CN Normal" w:eastAsia="思源黑体 CN Normal" w:hAnsi="思源黑体 CN Normal"/>
+          <w:sz w:val="18"/>
+          <w:szCs w:val="18"/>
+          <w:highlight w:val="cyan"/>
+        </w:rPr>
+        <w:t>”</w:t>
+      </w:r>
+      <w:proofErr w:type="gramEnd"/>
+      <w:r>
+        <w:rPr>
+          <w:rFonts w:ascii="思源黑体 CN Normal" w:eastAsia="思源黑体 CN Normal" w:hAnsi="思源黑体 CN Normal"/>
+          <w:sz w:val="18"/>
+          <w:szCs w:val="18"/>
+          <w:highlight w:val="cyan"/>
+        </w:rPr>
+        <w:t>GA18（</w:t>
       </w:r>
       <w:r>
         <w:rPr>
@@ -2840,8 +3228,19 @@
           <w:szCs w:val="18"/>
           <w:highlight w:val="cyan"/>
         </w:rPr>
-        <w:t>）”</w:t>
-      </w:r>
+        <w:t>）</w:t>
+      </w:r>
+      <w:proofErr w:type="gramStart"/>
+      <w:r>
+        <w:rPr>
+          <w:rFonts w:ascii="思源黑体 CN Normal" w:eastAsia="思源黑体 CN Normal" w:hAnsi="思源黑体 CN Normal"/>
+          <w:sz w:val="18"/>
+          <w:szCs w:val="18"/>
+          <w:highlight w:val="cyan"/>
+        </w:rPr>
+        <w:t>”</w:t>
+      </w:r>
+      <w:proofErr w:type="gramEnd"/>
       <w:r>
         <w:rPr>
           <w:rFonts w:ascii="思源黑体 CN Normal" w:eastAsia="思源黑体 CN Normal" w:hAnsi="思源黑体 CN Normal"/>
@@ -3038,7 +3437,25 @@
           <w:sz w:val="18"/>
           <w:szCs w:val="18"/>
         </w:rPr>
-        <w:t>本产品对送检样本进行检测，并对与肿瘤诊断、治疗和预后密切相关具有临床意义的检测结果进行详细解读（详细检测基因列表见本报告附录），为临床实体瘤患者的临床诊断治疗提供辅助参考。</w:t>
+        <w:t>本产品对送检样本进行检测，并对与肿瘤诊断、治疗和预后密切相关具有临床意义的检测结果进行详细解读（详细检测基因</w:t>
+      </w:r>
+      <w:proofErr w:type="gramStart"/>
+      <w:r>
+        <w:rPr>
+          <w:rFonts w:ascii="思源黑体 CN Normal" w:eastAsia="思源黑体 CN Normal" w:hAnsi="思源黑体 CN Normal" w:hint="eastAsia"/>
+          <w:sz w:val="18"/>
+          <w:szCs w:val="18"/>
+        </w:rPr>
+        <w:t>列表见</w:t>
+      </w:r>
+      <w:proofErr w:type="gramEnd"/>
+      <w:r>
+        <w:rPr>
+          <w:rFonts w:ascii="思源黑体 CN Normal" w:eastAsia="思源黑体 CN Normal" w:hAnsi="思源黑体 CN Normal" w:hint="eastAsia"/>
+          <w:sz w:val="18"/>
+          <w:szCs w:val="18"/>
+        </w:rPr>
+        <w:t>本报告附录），为临床实体瘤患者的临床诊断治疗提供辅助参考。</w:t>
       </w:r>
       <w:r>
         <w:rPr>
@@ -3667,7 +4084,25 @@
           <w:sz w:val="18"/>
           <w:szCs w:val="18"/>
         </w:rPr>
-        <w:t>专家组发布的特殊基因变异解读指南，遗传变异分为5个等级：致病性、疑似致病性、意义不明确、疑似良性、良性。</w:t>
+        <w:t>专家</w:t>
+      </w:r>
+      <w:proofErr w:type="gramStart"/>
+      <w:r>
+        <w:rPr>
+          <w:rFonts w:ascii="思源黑体 CN Normal" w:eastAsia="思源黑体 CN Normal" w:hAnsi="思源黑体 CN Normal" w:hint="eastAsia"/>
+          <w:sz w:val="18"/>
+          <w:szCs w:val="18"/>
+        </w:rPr>
+        <w:t>组发布</w:t>
+      </w:r>
+      <w:proofErr w:type="gramEnd"/>
+      <w:r>
+        <w:rPr>
+          <w:rFonts w:ascii="思源黑体 CN Normal" w:eastAsia="思源黑体 CN Normal" w:hAnsi="思源黑体 CN Normal" w:hint="eastAsia"/>
+          <w:sz w:val="18"/>
+          <w:szCs w:val="18"/>
+        </w:rPr>
+        <w:t>的特殊基因变异解读指南，遗传变异分为5个等级：致病性、疑似致病性、意义不明确、疑似良性、良性。</w:t>
       </w:r>
     </w:p>
     <w:p>
@@ -4285,7 +4720,29 @@
                 <w:sz w:val="16"/>
                 <w:szCs w:val="16"/>
               </w:rPr>
-              <w:t>FDA、NMPA获批用于患者肿瘤治疗有响应或耐药的生物标志物</w:t>
+              <w:t>FDA、NMPA获</w:t>
+            </w:r>
+            <w:proofErr w:type="gramStart"/>
+            <w:r>
+              <w:rPr>
+                <w:rFonts w:ascii="思源黑体 CN Normal" w:eastAsia="思源黑体 CN Normal" w:hAnsi="思源黑体 CN Normal" w:cs="思源黑体 CN Light" w:hint="eastAsia"/>
+                <w:color w:val="000000" w:themeColor="text1"/>
+                <w:kern w:val="0"/>
+                <w:sz w:val="16"/>
+                <w:szCs w:val="16"/>
+              </w:rPr>
+              <w:t>批用于</w:t>
+            </w:r>
+            <w:proofErr w:type="gramEnd"/>
+            <w:r>
+              <w:rPr>
+                <w:rFonts w:ascii="思源黑体 CN Normal" w:eastAsia="思源黑体 CN Normal" w:hAnsi="思源黑体 CN Normal" w:cs="思源黑体 CN Light" w:hint="eastAsia"/>
+                <w:color w:val="000000" w:themeColor="text1"/>
+                <w:kern w:val="0"/>
+                <w:sz w:val="16"/>
+                <w:szCs w:val="16"/>
+              </w:rPr>
+              <w:t>患者肿瘤治疗有响应或耐药的生物标志物</w:t>
             </w:r>
           </w:p>
         </w:tc>
@@ -4818,7 +5275,29 @@
                 <w:sz w:val="16"/>
                 <w:szCs w:val="16"/>
               </w:rPr>
-              <w:t>FDA、NMPA获批用于其他肿瘤治疗有响应或耐药的生物标志物</w:t>
+              <w:t>FDA、NMPA获</w:t>
+            </w:r>
+            <w:proofErr w:type="gramStart"/>
+            <w:r>
+              <w:rPr>
+                <w:rFonts w:ascii="思源黑体 CN Normal" w:eastAsia="思源黑体 CN Normal" w:hAnsi="思源黑体 CN Normal" w:cs="思源黑体 CN Light" w:hint="eastAsia"/>
+                <w:color w:val="000000" w:themeColor="text1"/>
+                <w:kern w:val="0"/>
+                <w:sz w:val="16"/>
+                <w:szCs w:val="16"/>
+              </w:rPr>
+              <w:t>批用于</w:t>
+            </w:r>
+            <w:proofErr w:type="gramEnd"/>
+            <w:r>
+              <w:rPr>
+                <w:rFonts w:ascii="思源黑体 CN Normal" w:eastAsia="思源黑体 CN Normal" w:hAnsi="思源黑体 CN Normal" w:cs="思源黑体 CN Light" w:hint="eastAsia"/>
+                <w:color w:val="000000" w:themeColor="text1"/>
+                <w:kern w:val="0"/>
+                <w:sz w:val="16"/>
+                <w:szCs w:val="16"/>
+              </w:rPr>
+              <w:t>其他肿瘤治疗有响应或耐药的生物标志物</w:t>
             </w:r>
           </w:p>
         </w:tc>
@@ -5203,7 +5682,29 @@
                 <w:sz w:val="16"/>
                 <w:szCs w:val="16"/>
               </w:rPr>
-              <w:t>临床前硏究表明具有潜在治疗意义的生物标志物</w:t>
+              <w:t>临床前硏</w:t>
+            </w:r>
+            <w:proofErr w:type="gramStart"/>
+            <w:r>
+              <w:rPr>
+                <w:rFonts w:ascii="思源黑体 CN Normal" w:eastAsia="思源黑体 CN Normal" w:hAnsi="思源黑体 CN Normal" w:cs="思源黑体 CN Light" w:hint="eastAsia"/>
+                <w:color w:val="000000" w:themeColor="text1"/>
+                <w:kern w:val="0"/>
+                <w:sz w:val="16"/>
+                <w:szCs w:val="16"/>
+              </w:rPr>
+              <w:t>究表明</w:t>
+            </w:r>
+            <w:proofErr w:type="gramEnd"/>
+            <w:r>
+              <w:rPr>
+                <w:rFonts w:ascii="思源黑体 CN Normal" w:eastAsia="思源黑体 CN Normal" w:hAnsi="思源黑体 CN Normal" w:cs="思源黑体 CN Light" w:hint="eastAsia"/>
+                <w:color w:val="000000" w:themeColor="text1"/>
+                <w:kern w:val="0"/>
+                <w:sz w:val="16"/>
+                <w:szCs w:val="16"/>
+              </w:rPr>
+              <w:t>具有潜在治疗意义的生物标志物</w:t>
             </w:r>
           </w:p>
         </w:tc>
@@ -5991,8 +6492,39 @@
           <w:szCs w:val="18"/>
           <w:highlight w:val="cyan"/>
         </w:rPr>
-        <w:t>,”PTM（3基因）”</w:t>
-      </w:r>
+        <w:t>,</w:t>
+      </w:r>
+      <w:proofErr w:type="gramStart"/>
+      <w:r>
+        <w:rPr>
+          <w:rFonts w:ascii="思源黑体 CN Normal" w:eastAsia="思源黑体 CN Normal" w:hAnsi="思源黑体 CN Normal"/>
+          <w:sz w:val="18"/>
+          <w:szCs w:val="18"/>
+          <w:highlight w:val="cyan"/>
+        </w:rPr>
+        <w:t>”</w:t>
+      </w:r>
+      <w:proofErr w:type="gramEnd"/>
+      <w:r>
+        <w:rPr>
+          <w:rFonts w:ascii="思源黑体 CN Normal" w:eastAsia="思源黑体 CN Normal" w:hAnsi="思源黑体 CN Normal"/>
+          <w:sz w:val="18"/>
+          <w:szCs w:val="18"/>
+          <w:highlight w:val="cyan"/>
+        </w:rPr>
+        <w:t>PTM（3基因）</w:t>
+      </w:r>
+      <w:proofErr w:type="gramStart"/>
+      <w:r>
+        <w:rPr>
+          <w:rFonts w:ascii="思源黑体 CN Normal" w:eastAsia="思源黑体 CN Normal" w:hAnsi="思源黑体 CN Normal"/>
+          <w:sz w:val="18"/>
+          <w:szCs w:val="18"/>
+          <w:highlight w:val="cyan"/>
+        </w:rPr>
+        <w:t>”</w:t>
+      </w:r>
+      <w:proofErr w:type="gramEnd"/>
       <w:r>
         <w:rPr>
           <w:rFonts w:ascii="思源黑体 CN Normal" w:eastAsia="思源黑体 CN Normal" w:hAnsi="思源黑体 CN Normal"/>
@@ -6137,7 +6669,25 @@
           <w:sz w:val="18"/>
           <w:szCs w:val="18"/>
         </w:rPr>
-        <w:t>。产品的检测性能与样品质量密切相关，样品质控结果为风险时，存在检测灵敏度降低以及检测结果准确性降低的风险。</w:t>
+        <w:t>。产品的检测性能与样品质量密切相关，样品质</w:t>
+      </w:r>
+      <w:proofErr w:type="gramStart"/>
+      <w:r>
+        <w:rPr>
+          <w:rFonts w:ascii="思源黑体 CN Normal" w:eastAsia="思源黑体 CN Normal" w:hAnsi="思源黑体 CN Normal" w:hint="eastAsia"/>
+          <w:sz w:val="18"/>
+          <w:szCs w:val="18"/>
+        </w:rPr>
+        <w:t>控结果</w:t>
+      </w:r>
+      <w:proofErr w:type="gramEnd"/>
+      <w:r>
+        <w:rPr>
+          <w:rFonts w:ascii="思源黑体 CN Normal" w:eastAsia="思源黑体 CN Normal" w:hAnsi="思源黑体 CN Normal" w:hint="eastAsia"/>
+          <w:sz w:val="18"/>
+          <w:szCs w:val="18"/>
+        </w:rPr>
+        <w:t>为风险时，存在检测灵敏度降低以及检测结果准确性降低的风险。</w:t>
       </w:r>
     </w:p>
     <w:p>
@@ -6156,7 +6706,25 @@
           <w:sz w:val="18"/>
           <w:szCs w:val="18"/>
         </w:rPr>
-        <w:t>本报告中根据如下顺序进行子宫内膜癌分子分型：①</w:t>
+        <w:t>本报告中根据如下顺序进行子宫内膜</w:t>
+      </w:r>
+      <w:proofErr w:type="gramStart"/>
+      <w:r>
+        <w:rPr>
+          <w:rFonts w:ascii="思源黑体 CN Normal" w:eastAsia="思源黑体 CN Normal" w:hAnsi="思源黑体 CN Normal" w:hint="eastAsia"/>
+          <w:sz w:val="18"/>
+          <w:szCs w:val="18"/>
+        </w:rPr>
+        <w:t>癌分子</w:t>
+      </w:r>
+      <w:proofErr w:type="gramEnd"/>
+      <w:r>
+        <w:rPr>
+          <w:rFonts w:ascii="思源黑体 CN Normal" w:eastAsia="思源黑体 CN Normal" w:hAnsi="思源黑体 CN Normal" w:hint="eastAsia"/>
+          <w:sz w:val="18"/>
+          <w:szCs w:val="18"/>
+        </w:rPr>
+        <w:t>分型：①</w:t>
       </w:r>
       <w:r>
         <w:rPr>
@@ -6498,7 +7066,25 @@
           <w:sz w:val="18"/>
           <w:szCs w:val="18"/>
         </w:rPr>
-        <w:t>%。当分析结果中</w:t>
+        <w:t>%。</w:t>
+      </w:r>
+      <w:proofErr w:type="gramStart"/>
+      <w:r>
+        <w:rPr>
+          <w:rFonts w:ascii="思源黑体 CN Normal" w:eastAsia="思源黑体 CN Normal" w:hAnsi="思源黑体 CN Normal" w:hint="eastAsia"/>
+          <w:sz w:val="18"/>
+          <w:szCs w:val="18"/>
+        </w:rPr>
+        <w:t>当分析</w:t>
+      </w:r>
+      <w:proofErr w:type="gramEnd"/>
+      <w:r>
+        <w:rPr>
+          <w:rFonts w:ascii="思源黑体 CN Normal" w:eastAsia="思源黑体 CN Normal" w:hAnsi="思源黑体 CN Normal" w:hint="eastAsia"/>
+          <w:sz w:val="18"/>
+          <w:szCs w:val="18"/>
+        </w:rPr>
+        <w:t>结果中</w:t>
       </w:r>
       <w:proofErr w:type="spellStart"/>
       <w:r>
@@ -6510,13 +7096,23 @@
         <w:t>MSINum</w:t>
       </w:r>
       <w:proofErr w:type="spellEnd"/>
-      <w:r>
-        <w:rPr>
-          <w:rFonts w:ascii="思源黑体 CN Normal" w:eastAsia="思源黑体 CN Normal" w:hAnsi="思源黑体 CN Normal" w:hint="eastAsia"/>
-          <w:sz w:val="18"/>
-          <w:szCs w:val="18"/>
-        </w:rPr>
-        <w:t>值位于1</w:t>
+      <w:proofErr w:type="gramStart"/>
+      <w:r>
+        <w:rPr>
+          <w:rFonts w:ascii="思源黑体 CN Normal" w:eastAsia="思源黑体 CN Normal" w:hAnsi="思源黑体 CN Normal" w:hint="eastAsia"/>
+          <w:sz w:val="18"/>
+          <w:szCs w:val="18"/>
+        </w:rPr>
+        <w:t>值位于</w:t>
+      </w:r>
+      <w:proofErr w:type="gramEnd"/>
+      <w:r>
+        <w:rPr>
+          <w:rFonts w:ascii="思源黑体 CN Normal" w:eastAsia="思源黑体 CN Normal" w:hAnsi="思源黑体 CN Normal" w:hint="eastAsia"/>
+          <w:sz w:val="18"/>
+          <w:szCs w:val="18"/>
+        </w:rPr>
+        <w:t>1</w:t>
       </w:r>
       <w:r>
         <w:rPr>
@@ -7126,7 +7722,25 @@
           <w:sz w:val="18"/>
           <w:szCs w:val="18"/>
         </w:rPr>
-        <w:t>）和微卫星不稳定性。产品的检测性能与样品质量密切相关，样品质控结果为风险时，存在检测灵敏度降低以及检测结果准确性降低的风险。</w:t>
+        <w:t>）和微卫星不稳定性。产品的检测性能与样品质量密切相关，样品质</w:t>
+      </w:r>
+      <w:proofErr w:type="gramStart"/>
+      <w:r>
+        <w:rPr>
+          <w:rFonts w:ascii="思源黑体 CN Normal" w:eastAsia="思源黑体 CN Normal" w:hAnsi="思源黑体 CN Normal" w:hint="eastAsia"/>
+          <w:sz w:val="18"/>
+          <w:szCs w:val="18"/>
+        </w:rPr>
+        <w:t>控结果</w:t>
+      </w:r>
+      <w:proofErr w:type="gramEnd"/>
+      <w:r>
+        <w:rPr>
+          <w:rFonts w:ascii="思源黑体 CN Normal" w:eastAsia="思源黑体 CN Normal" w:hAnsi="思源黑体 CN Normal" w:hint="eastAsia"/>
+          <w:sz w:val="18"/>
+          <w:szCs w:val="18"/>
+        </w:rPr>
+        <w:t>为风险时，存在检测灵敏度降低以及检测结果准确性降低的风险。</w:t>
       </w:r>
     </w:p>
     <w:p>
@@ -7212,7 +7826,25 @@
           <w:sz w:val="18"/>
           <w:szCs w:val="18"/>
         </w:rPr>
-        <w:t>%。当分析结果中</w:t>
+        <w:t>%。</w:t>
+      </w:r>
+      <w:proofErr w:type="gramStart"/>
+      <w:r>
+        <w:rPr>
+          <w:rFonts w:ascii="思源黑体 CN Normal" w:eastAsia="思源黑体 CN Normal" w:hAnsi="思源黑体 CN Normal" w:hint="eastAsia"/>
+          <w:sz w:val="18"/>
+          <w:szCs w:val="18"/>
+        </w:rPr>
+        <w:t>当分析</w:t>
+      </w:r>
+      <w:proofErr w:type="gramEnd"/>
+      <w:r>
+        <w:rPr>
+          <w:rFonts w:ascii="思源黑体 CN Normal" w:eastAsia="思源黑体 CN Normal" w:hAnsi="思源黑体 CN Normal" w:hint="eastAsia"/>
+          <w:sz w:val="18"/>
+          <w:szCs w:val="18"/>
+        </w:rPr>
+        <w:t>结果中</w:t>
       </w:r>
       <w:proofErr w:type="spellStart"/>
       <w:r>
@@ -7224,13 +7856,23 @@
         <w:t>MSINum</w:t>
       </w:r>
       <w:proofErr w:type="spellEnd"/>
-      <w:r>
-        <w:rPr>
-          <w:rFonts w:ascii="思源黑体 CN Normal" w:eastAsia="思源黑体 CN Normal" w:hAnsi="思源黑体 CN Normal" w:hint="eastAsia"/>
-          <w:sz w:val="18"/>
-          <w:szCs w:val="18"/>
-        </w:rPr>
-        <w:t>值位于1</w:t>
+      <w:proofErr w:type="gramStart"/>
+      <w:r>
+        <w:rPr>
+          <w:rFonts w:ascii="思源黑体 CN Normal" w:eastAsia="思源黑体 CN Normal" w:hAnsi="思源黑体 CN Normal" w:hint="eastAsia"/>
+          <w:sz w:val="18"/>
+          <w:szCs w:val="18"/>
+        </w:rPr>
+        <w:t>值位于</w:t>
+      </w:r>
+      <w:proofErr w:type="gramEnd"/>
+      <w:r>
+        <w:rPr>
+          <w:rFonts w:ascii="思源黑体 CN Normal" w:eastAsia="思源黑体 CN Normal" w:hAnsi="思源黑体 CN Normal" w:hint="eastAsia"/>
+          <w:sz w:val="18"/>
+          <w:szCs w:val="18"/>
+        </w:rPr>
+        <w:t>1</w:t>
       </w:r>
       <w:r>
         <w:rPr>
@@ -9018,7 +9660,59 @@
           <w:sz w:val="18"/>
           <w:szCs w:val="18"/>
         </w:rPr>
-        <w:t>测序技术（NGS）进行检测。本产品可同时检测目标基因的单核苷酸变异、小片段插入/缺失变异。产品的检测性能与样本质量密切相关，样本质控等级以及某些变异特征会降低检测敏感度。</w:t>
+        <w:t>测序技术（NGS）进行检测。本产品可同时检测目标基因的单核苷酸变异、小片段插入/缺失</w:t>
+      </w:r>
+      <w:r>
+        <w:rPr>
+          <w:rFonts w:ascii="思源黑体 CN Normal" w:eastAsia="思源黑体 CN Normal" w:hAnsi="思源黑体 CN Normal"/>
+          <w:sz w:val="18"/>
+          <w:szCs w:val="18"/>
+        </w:rPr>
+        <w:t>{%if [</w:t>
+      </w:r>
+      <w:proofErr w:type="spellStart"/>
+      <w:r>
+        <w:rPr>
+          <w:rFonts w:ascii="思源黑体 CN Normal" w:eastAsia="思源黑体 CN Normal" w:hAnsi="思源黑体 CN Normal"/>
+          <w:sz w:val="18"/>
+          <w:szCs w:val="18"/>
+        </w:rPr>
+        <w:t>sample.json_batch_name</w:t>
+      </w:r>
+      <w:proofErr w:type="spellEnd"/>
+      <w:r>
+        <w:rPr>
+          <w:rFonts w:ascii="思源黑体 CN Normal" w:eastAsia="思源黑体 CN Normal" w:hAnsi="思源黑体 CN Normal"/>
+          <w:sz w:val="18"/>
+          <w:szCs w:val="18"/>
+        </w:rPr>
+        <w:t>, “v1.1.0”]|</w:t>
+      </w:r>
+      <w:proofErr w:type="spellStart"/>
+      <w:r>
+        <w:rPr>
+          <w:rFonts w:ascii="思源黑体 CN Normal" w:eastAsia="思源黑体 CN Normal" w:hAnsi="思源黑体 CN Normal"/>
+          <w:sz w:val="18"/>
+          <w:szCs w:val="18"/>
+        </w:rPr>
+        <w:t>judge_version</w:t>
+      </w:r>
+      <w:proofErr w:type="spellEnd"/>
+      <w:r>
+        <w:rPr>
+          <w:rFonts w:ascii="思源黑体 CN Normal" w:eastAsia="思源黑体 CN Normal" w:hAnsi="思源黑体 CN Normal"/>
+          <w:sz w:val="18"/>
+          <w:szCs w:val="18"/>
+        </w:rPr>
+        <w:t>%}、大片段缺失（large deletion）{%endif%}</w:t>
+      </w:r>
+      <w:r>
+        <w:rPr>
+          <w:rFonts w:ascii="思源黑体 CN Normal" w:eastAsia="思源黑体 CN Normal" w:hAnsi="思源黑体 CN Normal" w:hint="eastAsia"/>
+          <w:sz w:val="18"/>
+          <w:szCs w:val="18"/>
+        </w:rPr>
+        <w:t>。产品的检测性能与样本质量密切相关，样本质控等级以及某些变异特征会降低检测敏感度。</w:t>
       </w:r>
     </w:p>
     <w:p>
@@ -9112,6 +9806,7 @@
           <w:sz w:val="18"/>
           <w:szCs w:val="18"/>
         </w:rPr>
+        <w:lastRenderedPageBreak/>
         <w:t>3.</w:t>
       </w:r>
       <w:r>
@@ -9128,16 +9823,7 @@
           <w:sz w:val="18"/>
           <w:szCs w:val="18"/>
         </w:rPr>
-        <w:t>基于报告出具时已发表的文献、指南、公共数据库及临床研究结果对变异进行解读，随着研究的发展，变异解读结果可能发生变</w:t>
-      </w:r>
-      <w:r>
-        <w:rPr>
-          <w:rFonts w:ascii="思源黑体 CN Normal" w:eastAsia="思源黑体 CN Normal" w:hAnsi="思源黑体 CN Normal"/>
-          <w:sz w:val="18"/>
-          <w:szCs w:val="18"/>
-        </w:rPr>
-        <w:lastRenderedPageBreak/>
-        <w:t>更。</w:t>
+        <w:t>基于报告出具时已发表的文献、指南、公共数据库及临床研究结果对变异进行解读，随着研究的发展，变异解读结果可能发生变更。</w:t>
       </w:r>
     </w:p>
     <w:p>
@@ -9624,15 +10310,7 @@
         </w:rPr>
         <w:t xml:space="preserve"> in [</w:t>
       </w:r>
-      <w:r>
-        <w:rPr>
-          <w:rFonts w:ascii="思源黑体 CN Normal" w:eastAsia="思源黑体 CN Normal" w:hAnsi="思源黑体 CN Normal"/>
-          <w:sz w:val="18"/>
-          <w:szCs w:val="18"/>
-          <w:highlight w:val="cyan"/>
-        </w:rPr>
-        <w:t>”Pan116（组织）</w:t>
-      </w:r>
+      <w:proofErr w:type="gramStart"/>
       <w:r>
         <w:rPr>
           <w:rFonts w:ascii="思源黑体 CN Normal" w:eastAsia="思源黑体 CN Normal" w:hAnsi="思源黑体 CN Normal"/>
@@ -9642,6 +10320,27 @@
         </w:rPr>
         <w:t>”</w:t>
       </w:r>
+      <w:proofErr w:type="gramEnd"/>
+      <w:r>
+        <w:rPr>
+          <w:rFonts w:ascii="思源黑体 CN Normal" w:eastAsia="思源黑体 CN Normal" w:hAnsi="思源黑体 CN Normal"/>
+          <w:sz w:val="18"/>
+          <w:szCs w:val="18"/>
+          <w:highlight w:val="cyan"/>
+        </w:rPr>
+        <w:t>Pan116（组织）</w:t>
+      </w:r>
+      <w:proofErr w:type="gramStart"/>
+      <w:r>
+        <w:rPr>
+          <w:rFonts w:ascii="思源黑体 CN Normal" w:eastAsia="思源黑体 CN Normal" w:hAnsi="思源黑体 CN Normal"/>
+          <w:sz w:val="18"/>
+          <w:szCs w:val="18"/>
+          <w:highlight w:val="cyan"/>
+        </w:rPr>
+        <w:t>”</w:t>
+      </w:r>
+      <w:proofErr w:type="gramEnd"/>
       <w:r>
         <w:rPr>
           <w:rFonts w:ascii="思源黑体 CN Normal" w:eastAsia="思源黑体 CN Normal" w:hAnsi="思源黑体 CN Normal"/>
@@ -9676,8 +10375,19 @@
           <w:szCs w:val="18"/>
           <w:highlight w:val="cyan"/>
         </w:rPr>
-        <w:t>,”</w:t>
-      </w:r>
+        <w:t>,</w:t>
+      </w:r>
+      <w:proofErr w:type="gramStart"/>
+      <w:r>
+        <w:rPr>
+          <w:rFonts w:ascii="思源黑体 CN Normal" w:eastAsia="思源黑体 CN Normal" w:hAnsi="思源黑体 CN Normal"/>
+          <w:sz w:val="18"/>
+          <w:szCs w:val="18"/>
+          <w:highlight w:val="cyan"/>
+        </w:rPr>
+        <w:t>”</w:t>
+      </w:r>
+      <w:proofErr w:type="gramEnd"/>
       <w:r>
         <w:rPr>
           <w:rFonts w:ascii="思源黑体 CN Normal" w:eastAsia="思源黑体 CN Normal" w:hAnsi="思源黑体 CN Normal"/>
@@ -9687,6 +10397,7 @@
         </w:rPr>
         <w:t>CRC25（组织）</w:t>
       </w:r>
+      <w:proofErr w:type="gramStart"/>
       <w:r>
         <w:rPr>
           <w:rFonts w:ascii="思源黑体 CN Normal" w:eastAsia="思源黑体 CN Normal" w:hAnsi="思源黑体 CN Normal"/>
@@ -9696,6 +10407,7 @@
         </w:rPr>
         <w:t>”</w:t>
       </w:r>
+      <w:proofErr w:type="gramEnd"/>
       <w:r>
         <w:rPr>
           <w:rFonts w:ascii="思源黑体 CN Normal" w:eastAsia="思源黑体 CN Normal" w:hAnsi="思源黑体 CN Normal"/>
@@ -9714,15 +10426,37 @@
         </w:rPr>
         <w:t>,</w:t>
       </w:r>
-      <w:r>
-        <w:rPr>
-          <w:rFonts w:ascii="思源黑体 CN Normal" w:eastAsia="思源黑体 CN Normal" w:hAnsi="思源黑体 CN Normal"/>
-          <w:sz w:val="18"/>
-          <w:szCs w:val="18"/>
-          <w:highlight w:val="cyan"/>
-        </w:rPr>
-        <w:t>”GA18（组织）”</w:t>
-      </w:r>
+      <w:proofErr w:type="gramStart"/>
+      <w:r>
+        <w:rPr>
+          <w:rFonts w:ascii="思源黑体 CN Normal" w:eastAsia="思源黑体 CN Normal" w:hAnsi="思源黑体 CN Normal"/>
+          <w:sz w:val="18"/>
+          <w:szCs w:val="18"/>
+          <w:highlight w:val="cyan"/>
+        </w:rPr>
+        <w:t>”</w:t>
+      </w:r>
+      <w:proofErr w:type="gramEnd"/>
+      <w:r>
+        <w:rPr>
+          <w:rFonts w:ascii="思源黑体 CN Normal" w:eastAsia="思源黑体 CN Normal" w:hAnsi="思源黑体 CN Normal"/>
+          <w:sz w:val="18"/>
+          <w:szCs w:val="18"/>
+          <w:highlight w:val="cyan"/>
+        </w:rPr>
+        <w:t>GA18（组织）</w:t>
+      </w:r>
+      <w:proofErr w:type="gramStart"/>
+      <w:r>
+        <w:rPr>
+          <w:rFonts w:ascii="思源黑体 CN Normal" w:eastAsia="思源黑体 CN Normal" w:hAnsi="思源黑体 CN Normal"/>
+          <w:sz w:val="18"/>
+          <w:szCs w:val="18"/>
+          <w:highlight w:val="cyan"/>
+        </w:rPr>
+        <w:t>”</w:t>
+      </w:r>
+      <w:proofErr w:type="gramEnd"/>
       <w:r>
         <w:rPr>
           <w:rFonts w:ascii="思源黑体 CN Normal" w:eastAsia="思源黑体 CN Normal" w:hAnsi="思源黑体 CN Normal" w:hint="eastAsia"/>
@@ -9768,15 +10502,37 @@
         </w:rPr>
         <w:t xml:space="preserve"> </w:t>
       </w:r>
-      <w:r>
-        <w:rPr>
-          <w:rFonts w:ascii="思源黑体 CN Normal" w:eastAsia="思源黑体 CN Normal" w:hAnsi="思源黑体 CN Normal"/>
-          <w:sz w:val="18"/>
-          <w:szCs w:val="18"/>
-          <w:highlight w:val="cyan"/>
-        </w:rPr>
-        <w:t>”Pan116（血液）”</w:t>
-      </w:r>
+      <w:proofErr w:type="gramStart"/>
+      <w:r>
+        <w:rPr>
+          <w:rFonts w:ascii="思源黑体 CN Normal" w:eastAsia="思源黑体 CN Normal" w:hAnsi="思源黑体 CN Normal"/>
+          <w:sz w:val="18"/>
+          <w:szCs w:val="18"/>
+          <w:highlight w:val="cyan"/>
+        </w:rPr>
+        <w:t>”</w:t>
+      </w:r>
+      <w:proofErr w:type="gramEnd"/>
+      <w:r>
+        <w:rPr>
+          <w:rFonts w:ascii="思源黑体 CN Normal" w:eastAsia="思源黑体 CN Normal" w:hAnsi="思源黑体 CN Normal"/>
+          <w:sz w:val="18"/>
+          <w:szCs w:val="18"/>
+          <w:highlight w:val="cyan"/>
+        </w:rPr>
+        <w:t>Pan116（血液）</w:t>
+      </w:r>
+      <w:proofErr w:type="gramStart"/>
+      <w:r>
+        <w:rPr>
+          <w:rFonts w:ascii="思源黑体 CN Normal" w:eastAsia="思源黑体 CN Normal" w:hAnsi="思源黑体 CN Normal"/>
+          <w:sz w:val="18"/>
+          <w:szCs w:val="18"/>
+          <w:highlight w:val="cyan"/>
+        </w:rPr>
+        <w:t>”</w:t>
+      </w:r>
+      <w:proofErr w:type="gramEnd"/>
       <w:r>
         <w:rPr>
           <w:rFonts w:ascii="思源黑体 CN Normal" w:eastAsia="思源黑体 CN Normal" w:hAnsi="思源黑体 CN Normal"/>
@@ -9793,8 +10549,39 @@
           <w:szCs w:val="18"/>
           <w:highlight w:val="cyan"/>
         </w:rPr>
-        <w:t xml:space="preserve"> ”LC76（血液）”</w:t>
-      </w:r>
+        <w:t xml:space="preserve"> </w:t>
+      </w:r>
+      <w:proofErr w:type="gramStart"/>
+      <w:r>
+        <w:rPr>
+          <w:rFonts w:ascii="思源黑体 CN Normal" w:eastAsia="思源黑体 CN Normal" w:hAnsi="思源黑体 CN Normal"/>
+          <w:sz w:val="18"/>
+          <w:szCs w:val="18"/>
+          <w:highlight w:val="cyan"/>
+        </w:rPr>
+        <w:t>”</w:t>
+      </w:r>
+      <w:proofErr w:type="gramEnd"/>
+      <w:r>
+        <w:rPr>
+          <w:rFonts w:ascii="思源黑体 CN Normal" w:eastAsia="思源黑体 CN Normal" w:hAnsi="思源黑体 CN Normal"/>
+          <w:sz w:val="18"/>
+          <w:szCs w:val="18"/>
+          <w:highlight w:val="cyan"/>
+        </w:rPr>
+        <w:t>LC76（血液）</w:t>
+      </w:r>
+      <w:proofErr w:type="gramStart"/>
+      <w:r>
+        <w:rPr>
+          <w:rFonts w:ascii="思源黑体 CN Normal" w:eastAsia="思源黑体 CN Normal" w:hAnsi="思源黑体 CN Normal"/>
+          <w:sz w:val="18"/>
+          <w:szCs w:val="18"/>
+          <w:highlight w:val="cyan"/>
+        </w:rPr>
+        <w:t>”</w:t>
+      </w:r>
+      <w:proofErr w:type="gramEnd"/>
       <w:r>
         <w:rPr>
           <w:rFonts w:ascii="思源黑体 CN Normal" w:eastAsia="思源黑体 CN Normal" w:hAnsi="思源黑体 CN Normal" w:hint="eastAsia"/>
@@ -9804,14 +10591,25 @@
         </w:rPr>
         <w:t>,</w:t>
       </w:r>
-      <w:r>
-        <w:rPr>
-          <w:rFonts w:ascii="思源黑体 CN Normal" w:eastAsia="思源黑体 CN Normal" w:hAnsi="思源黑体 CN Normal"/>
-          <w:sz w:val="18"/>
-          <w:szCs w:val="18"/>
-          <w:highlight w:val="cyan"/>
-        </w:rPr>
-        <w:t>”CRC25（</w:t>
+      <w:proofErr w:type="gramStart"/>
+      <w:r>
+        <w:rPr>
+          <w:rFonts w:ascii="思源黑体 CN Normal" w:eastAsia="思源黑体 CN Normal" w:hAnsi="思源黑体 CN Normal"/>
+          <w:sz w:val="18"/>
+          <w:szCs w:val="18"/>
+          <w:highlight w:val="cyan"/>
+        </w:rPr>
+        <w:t>”</w:t>
+      </w:r>
+      <w:proofErr w:type="gramEnd"/>
+      <w:r>
+        <w:rPr>
+          <w:rFonts w:ascii="思源黑体 CN Normal" w:eastAsia="思源黑体 CN Normal" w:hAnsi="思源黑体 CN Normal"/>
+          <w:sz w:val="18"/>
+          <w:szCs w:val="18"/>
+          <w:highlight w:val="cyan"/>
+        </w:rPr>
+        <w:t>CRC25（</w:t>
       </w:r>
       <w:r>
         <w:rPr>
@@ -9829,8 +10627,19 @@
           <w:szCs w:val="18"/>
           <w:highlight w:val="cyan"/>
         </w:rPr>
-        <w:t>）”</w:t>
-      </w:r>
+        <w:t>）</w:t>
+      </w:r>
+      <w:proofErr w:type="gramStart"/>
+      <w:r>
+        <w:rPr>
+          <w:rFonts w:ascii="思源黑体 CN Normal" w:eastAsia="思源黑体 CN Normal" w:hAnsi="思源黑体 CN Normal"/>
+          <w:sz w:val="18"/>
+          <w:szCs w:val="18"/>
+          <w:highlight w:val="cyan"/>
+        </w:rPr>
+        <w:t>”</w:t>
+      </w:r>
+      <w:proofErr w:type="gramEnd"/>
       <w:r>
         <w:rPr>
           <w:rFonts w:ascii="思源黑体 CN Normal" w:eastAsia="思源黑体 CN Normal" w:hAnsi="思源黑体 CN Normal"/>
@@ -9849,14 +10658,25 @@
         </w:rPr>
         <w:t>,</w:t>
       </w:r>
-      <w:r>
-        <w:rPr>
-          <w:rFonts w:ascii="思源黑体 CN Normal" w:eastAsia="思源黑体 CN Normal" w:hAnsi="思源黑体 CN Normal"/>
-          <w:sz w:val="18"/>
-          <w:szCs w:val="18"/>
-          <w:highlight w:val="cyan"/>
-        </w:rPr>
-        <w:t>”GA18（</w:t>
+      <w:proofErr w:type="gramStart"/>
+      <w:r>
+        <w:rPr>
+          <w:rFonts w:ascii="思源黑体 CN Normal" w:eastAsia="思源黑体 CN Normal" w:hAnsi="思源黑体 CN Normal"/>
+          <w:sz w:val="18"/>
+          <w:szCs w:val="18"/>
+          <w:highlight w:val="cyan"/>
+        </w:rPr>
+        <w:t>”</w:t>
+      </w:r>
+      <w:proofErr w:type="gramEnd"/>
+      <w:r>
+        <w:rPr>
+          <w:rFonts w:ascii="思源黑体 CN Normal" w:eastAsia="思源黑体 CN Normal" w:hAnsi="思源黑体 CN Normal"/>
+          <w:sz w:val="18"/>
+          <w:szCs w:val="18"/>
+          <w:highlight w:val="cyan"/>
+        </w:rPr>
+        <w:t>GA18（</w:t>
       </w:r>
       <w:r>
         <w:rPr>
@@ -9874,8 +10694,19 @@
           <w:szCs w:val="18"/>
           <w:highlight w:val="cyan"/>
         </w:rPr>
-        <w:t>）”</w:t>
-      </w:r>
+        <w:t>）</w:t>
+      </w:r>
+      <w:proofErr w:type="gramStart"/>
+      <w:r>
+        <w:rPr>
+          <w:rFonts w:ascii="思源黑体 CN Normal" w:eastAsia="思源黑体 CN Normal" w:hAnsi="思源黑体 CN Normal"/>
+          <w:sz w:val="18"/>
+          <w:szCs w:val="18"/>
+          <w:highlight w:val="cyan"/>
+        </w:rPr>
+        <w:t>”</w:t>
+      </w:r>
+      <w:proofErr w:type="gramEnd"/>
       <w:r>
         <w:rPr>
           <w:rFonts w:ascii="思源黑体 CN Normal" w:eastAsia="思源黑体 CN Normal" w:hAnsi="思源黑体 CN Normal"/>
@@ -10393,15 +11224,33 @@
           <w:sz w:val="18"/>
           <w:szCs w:val="18"/>
         </w:rPr>
-        <w:t>质控</w:t>
-      </w:r>
-      <w:r>
-        <w:rPr>
-          <w:rFonts w:ascii="思源黑体 CN Normal" w:eastAsia="思源黑体 CN Normal" w:hAnsi="思源黑体 CN Normal" w:hint="eastAsia"/>
-          <w:sz w:val="18"/>
-          <w:szCs w:val="18"/>
-        </w:rPr>
-        <w:t>结果为风险时，存在</w:t>
+        <w:t>质</w:t>
+      </w:r>
+      <w:proofErr w:type="gramStart"/>
+      <w:r>
+        <w:rPr>
+          <w:rFonts w:ascii="思源黑体 CN Normal" w:eastAsia="思源黑体 CN Normal" w:hAnsi="思源黑体 CN Normal" w:hint="eastAsia"/>
+          <w:sz w:val="18"/>
+          <w:szCs w:val="18"/>
+        </w:rPr>
+        <w:t>控</w:t>
+      </w:r>
+      <w:r>
+        <w:rPr>
+          <w:rFonts w:ascii="思源黑体 CN Normal" w:eastAsia="思源黑体 CN Normal" w:hAnsi="思源黑体 CN Normal" w:hint="eastAsia"/>
+          <w:sz w:val="18"/>
+          <w:szCs w:val="18"/>
+        </w:rPr>
+        <w:t>结果</w:t>
+      </w:r>
+      <w:proofErr w:type="gramEnd"/>
+      <w:r>
+        <w:rPr>
+          <w:rFonts w:ascii="思源黑体 CN Normal" w:eastAsia="思源黑体 CN Normal" w:hAnsi="思源黑体 CN Normal" w:hint="eastAsia"/>
+          <w:sz w:val="18"/>
+          <w:szCs w:val="18"/>
+        </w:rPr>
+        <w:t>为风险时，存在</w:t>
       </w:r>
       <w:r>
         <w:rPr>
@@ -10617,7 +11466,25 @@
           <w:sz w:val="18"/>
           <w:szCs w:val="18"/>
         </w:rPr>
-        <w:t>基因）或融合（Fusion）和微卫星不稳定性。产品的检测性能与样品质量密切相关，样品质控结果为风险时，存在检测灵敏度降低以及检测结果准确性降低的风险。</w:t>
+        <w:t>基因）或融合（Fusion）和微卫星不稳定性。产品的检测性能与样品质量密切相关，样品质</w:t>
+      </w:r>
+      <w:proofErr w:type="gramStart"/>
+      <w:r>
+        <w:rPr>
+          <w:rFonts w:ascii="思源黑体 CN Normal" w:eastAsia="思源黑体 CN Normal" w:hAnsi="思源黑体 CN Normal" w:hint="eastAsia"/>
+          <w:sz w:val="18"/>
+          <w:szCs w:val="18"/>
+        </w:rPr>
+        <w:t>控结果</w:t>
+      </w:r>
+      <w:proofErr w:type="gramEnd"/>
+      <w:r>
+        <w:rPr>
+          <w:rFonts w:ascii="思源黑体 CN Normal" w:eastAsia="思源黑体 CN Normal" w:hAnsi="思源黑体 CN Normal" w:hint="eastAsia"/>
+          <w:sz w:val="18"/>
+          <w:szCs w:val="18"/>
+        </w:rPr>
+        <w:t>为风险时，存在检测灵敏度降低以及检测结果准确性降低的风险。</w:t>
       </w:r>
     </w:p>
     <w:p>
@@ -10703,8 +11570,19 @@
           <w:szCs w:val="18"/>
           <w:highlight w:val="cyan"/>
         </w:rPr>
-        <w:t xml:space="preserve"> in [”</w:t>
-      </w:r>
+        <w:t xml:space="preserve"> in [</w:t>
+      </w:r>
+      <w:proofErr w:type="gramStart"/>
+      <w:r>
+        <w:rPr>
+          <w:rFonts w:ascii="思源黑体 CN Normal" w:eastAsia="思源黑体 CN Normal" w:hAnsi="思源黑体 CN Normal"/>
+          <w:sz w:val="18"/>
+          <w:szCs w:val="18"/>
+          <w:highlight w:val="cyan"/>
+        </w:rPr>
+        <w:t>”</w:t>
+      </w:r>
+      <w:proofErr w:type="gramEnd"/>
       <w:r>
         <w:rPr>
           <w:rFonts w:ascii="思源黑体 CN Normal" w:eastAsia="思源黑体 CN Normal" w:hAnsi="思源黑体 CN Normal"/>
@@ -10714,14 +11592,25 @@
         </w:rPr>
         <w:t>Master Panel（血液）</w:t>
       </w:r>
-      <w:r>
-        <w:rPr>
-          <w:rFonts w:ascii="思源黑体 CN Normal" w:eastAsia="思源黑体 CN Normal" w:hAnsi="思源黑体 CN Normal"/>
-          <w:sz w:val="18"/>
-          <w:szCs w:val="18"/>
-          <w:highlight w:val="cyan"/>
-        </w:rPr>
-        <w:t>”]%</w:t>
+      <w:proofErr w:type="gramStart"/>
+      <w:r>
+        <w:rPr>
+          <w:rFonts w:ascii="思源黑体 CN Normal" w:eastAsia="思源黑体 CN Normal" w:hAnsi="思源黑体 CN Normal"/>
+          <w:sz w:val="18"/>
+          <w:szCs w:val="18"/>
+          <w:highlight w:val="cyan"/>
+        </w:rPr>
+        <w:t>”</w:t>
+      </w:r>
+      <w:proofErr w:type="gramEnd"/>
+      <w:r>
+        <w:rPr>
+          <w:rFonts w:ascii="思源黑体 CN Normal" w:eastAsia="思源黑体 CN Normal" w:hAnsi="思源黑体 CN Normal"/>
+          <w:sz w:val="18"/>
+          <w:szCs w:val="18"/>
+          <w:highlight w:val="cyan"/>
+        </w:rPr>
+        <w:t>]%</w:t>
       </w:r>
       <w:r>
         <w:rPr>
@@ -11542,9 +12431,9 @@
           <w:sz w:val="24"/>
           <w:szCs w:val="24"/>
         </w:rPr>
-        <w:t>,”</w:t>
-      </w:r>
-      <w:proofErr w:type="spellStart"/>
+        <w:t>,</w:t>
+      </w:r>
+      <w:proofErr w:type="gramStart"/>
       <w:r>
         <w:rPr>
           <w:rFonts w:ascii="思源黑体 CN Bold" w:eastAsia="思源黑体 CN Bold" w:hAnsi="思源黑体 CN Bold"/>
@@ -11552,9 +12441,10 @@
           <w:sz w:val="24"/>
           <w:szCs w:val="24"/>
         </w:rPr>
-        <w:t>mlpa</w:t>
-      </w:r>
-      <w:proofErr w:type="spellEnd"/>
+        <w:t>”</w:t>
+      </w:r>
+      <w:proofErr w:type="spellStart"/>
+      <w:proofErr w:type="gramEnd"/>
       <w:r>
         <w:rPr>
           <w:rFonts w:ascii="思源黑体 CN Bold" w:eastAsia="思源黑体 CN Bold" w:hAnsi="思源黑体 CN Bold"/>
@@ -11562,8 +12452,10 @@
           <w:sz w:val="24"/>
           <w:szCs w:val="24"/>
         </w:rPr>
-        <w:t>”</w:t>
-      </w:r>
+        <w:t>mlpa</w:t>
+      </w:r>
+      <w:proofErr w:type="spellEnd"/>
+      <w:proofErr w:type="gramStart"/>
       <w:r>
         <w:rPr>
           <w:rFonts w:ascii="思源黑体 CN Bold" w:eastAsia="思源黑体 CN Bold" w:hAnsi="思源黑体 CN Bold"/>
@@ -11571,8 +12463,9 @@
           <w:sz w:val="24"/>
           <w:szCs w:val="24"/>
         </w:rPr>
-        <w:t>]|product_state_index</w:t>
-      </w:r>
+        <w:t>”</w:t>
+      </w:r>
+      <w:proofErr w:type="gramEnd"/>
       <w:r>
         <w:rPr>
           <w:rFonts w:ascii="思源黑体 CN Bold" w:eastAsia="思源黑体 CN Bold" w:hAnsi="思源黑体 CN Bold"/>
@@ -11580,6 +12473,15 @@
           <w:sz w:val="24"/>
           <w:szCs w:val="24"/>
         </w:rPr>
+        <w:t>]|product_state_index</w:t>
+      </w:r>
+      <w:r>
+        <w:rPr>
+          <w:rFonts w:ascii="思源黑体 CN Bold" w:eastAsia="思源黑体 CN Bold" w:hAnsi="思源黑体 CN Bold"/>
+          <w:color w:val="1E7648"/>
+          <w:sz w:val="24"/>
+          <w:szCs w:val="24"/>
+        </w:rPr>
         <w:t>_v2</w:t>
       </w:r>
       <w:r>
@@ -11677,9 +12579,9 @@
           <w:sz w:val="24"/>
           <w:szCs w:val="24"/>
         </w:rPr>
-        <w:t>var_brca,sample,”</w:t>
-      </w:r>
-      <w:proofErr w:type="spellStart"/>
+        <w:t>var_brca,sample,</w:t>
+      </w:r>
+      <w:proofErr w:type="gramStart"/>
       <w:r>
         <w:rPr>
           <w:rFonts w:ascii="思源黑体 CN Bold" w:eastAsia="思源黑体 CN Bold" w:hAnsi="思源黑体 CN Bold"/>
@@ -11687,9 +12589,10 @@
           <w:sz w:val="24"/>
           <w:szCs w:val="24"/>
         </w:rPr>
-        <w:t>gcnv</w:t>
-      </w:r>
-      <w:proofErr w:type="spellEnd"/>
+        <w:t>”</w:t>
+      </w:r>
+      <w:proofErr w:type="spellStart"/>
+      <w:proofErr w:type="gramEnd"/>
       <w:r>
         <w:rPr>
           <w:rFonts w:ascii="思源黑体 CN Bold" w:eastAsia="思源黑体 CN Bold" w:hAnsi="思源黑体 CN Bold"/>
@@ -11697,7 +12600,28 @@
           <w:sz w:val="24"/>
           <w:szCs w:val="24"/>
         </w:rPr>
-        <w:t>”]|product_state_index_v2</w:t>
+        <w:t>gcnv</w:t>
+      </w:r>
+      <w:proofErr w:type="spellEnd"/>
+      <w:proofErr w:type="gramStart"/>
+      <w:r>
+        <w:rPr>
+          <w:rFonts w:ascii="思源黑体 CN Bold" w:eastAsia="思源黑体 CN Bold" w:hAnsi="思源黑体 CN Bold"/>
+          <w:color w:val="1E7648"/>
+          <w:sz w:val="24"/>
+          <w:szCs w:val="24"/>
+        </w:rPr>
+        <w:t>”</w:t>
+      </w:r>
+      <w:proofErr w:type="gramEnd"/>
+      <w:r>
+        <w:rPr>
+          <w:rFonts w:ascii="思源黑体 CN Bold" w:eastAsia="思源黑体 CN Bold" w:hAnsi="思源黑体 CN Bold"/>
+          <w:color w:val="1E7648"/>
+          <w:sz w:val="24"/>
+          <w:szCs w:val="24"/>
+        </w:rPr>
+        <w:t>]|product_state_index_v2</w:t>
       </w:r>
       <w:r>
         <w:rPr>
@@ -11776,18 +12700,28 @@
         </w:rPr>
         <w:t xml:space="preserve"> </w:t>
       </w:r>
-      <w:r>
-        <w:rPr>
-          <w:highlight w:val="cyan"/>
-        </w:rPr>
-        <w:t>”BRCA1/2（扩增子）</w:t>
-      </w:r>
+      <w:proofErr w:type="gramStart"/>
       <w:r>
         <w:rPr>
           <w:highlight w:val="cyan"/>
         </w:rPr>
         <w:t>”</w:t>
       </w:r>
+      <w:proofErr w:type="gramEnd"/>
+      <w:r>
+        <w:rPr>
+          <w:highlight w:val="cyan"/>
+        </w:rPr>
+        <w:t>BRCA1/2（扩增子）</w:t>
+      </w:r>
+      <w:proofErr w:type="gramStart"/>
+      <w:r>
+        <w:rPr>
+          <w:highlight w:val="cyan"/>
+        </w:rPr>
+        <w:t>”</w:t>
+      </w:r>
+      <w:proofErr w:type="gramEnd"/>
       <w:r>
         <w:rPr>
           <w:highlight w:val="cyan"/>
@@ -11925,7 +12859,47 @@
           <w:szCs w:val="18"/>
           <w:highlight w:val="cyan"/>
         </w:rPr>
-        <w:t>”,”PTM（3基因）”]%}</w:t>
+        <w:t>”,</w:t>
+      </w:r>
+      <w:proofErr w:type="gramStart"/>
+      <w:r>
+        <w:rPr>
+          <w:rFonts w:ascii="思源黑体 CN Normal" w:eastAsia="思源黑体 CN Normal" w:hAnsi="思源黑体 CN Normal"/>
+          <w:sz w:val="18"/>
+          <w:szCs w:val="18"/>
+          <w:highlight w:val="cyan"/>
+        </w:rPr>
+        <w:t>”</w:t>
+      </w:r>
+      <w:proofErr w:type="gramEnd"/>
+      <w:r>
+        <w:rPr>
+          <w:rFonts w:ascii="思源黑体 CN Normal" w:eastAsia="思源黑体 CN Normal" w:hAnsi="思源黑体 CN Normal"/>
+          <w:sz w:val="18"/>
+          <w:szCs w:val="18"/>
+          <w:highlight w:val="cyan"/>
+        </w:rPr>
+        <w:t>PTM（3基因）</w:t>
+      </w:r>
+      <w:proofErr w:type="gramStart"/>
+      <w:r>
+        <w:rPr>
+          <w:rFonts w:ascii="思源黑体 CN Normal" w:eastAsia="思源黑体 CN Normal" w:hAnsi="思源黑体 CN Normal"/>
+          <w:sz w:val="18"/>
+          <w:szCs w:val="18"/>
+          <w:highlight w:val="cyan"/>
+        </w:rPr>
+        <w:t>”</w:t>
+      </w:r>
+      <w:proofErr w:type="gramEnd"/>
+      <w:r>
+        <w:rPr>
+          <w:rFonts w:ascii="思源黑体 CN Normal" w:eastAsia="思源黑体 CN Normal" w:hAnsi="思源黑体 CN Normal"/>
+          <w:sz w:val="18"/>
+          <w:szCs w:val="18"/>
+          <w:highlight w:val="cyan"/>
+        </w:rPr>
+        <w:t>]%}</w:t>
       </w:r>
     </w:p>
     <w:p>
@@ -12603,13 +13577,23 @@
         </w:rPr>
         <w:t>}</w:t>
       </w:r>
-      <w:r>
-        <w:rPr>
-          <w:rFonts w:ascii="思源黑体 CN Normal" w:eastAsia="思源黑体 CN Normal" w:hAnsi="思源黑体 CN Normal"/>
-          <w:sz w:val="18"/>
-          <w:szCs w:val="18"/>
-        </w:rPr>
-        <w:t>个基因的目标区域</w:t>
+      <w:proofErr w:type="gramStart"/>
+      <w:r>
+        <w:rPr>
+          <w:rFonts w:ascii="思源黑体 CN Normal" w:eastAsia="思源黑体 CN Normal" w:hAnsi="思源黑体 CN Normal"/>
+          <w:sz w:val="18"/>
+          <w:szCs w:val="18"/>
+        </w:rPr>
+        <w:t>个</w:t>
+      </w:r>
+      <w:proofErr w:type="gramEnd"/>
+      <w:r>
+        <w:rPr>
+          <w:rFonts w:ascii="思源黑体 CN Normal" w:eastAsia="思源黑体 CN Normal" w:hAnsi="思源黑体 CN Normal"/>
+          <w:sz w:val="18"/>
+          <w:szCs w:val="18"/>
+        </w:rPr>
+        <w:t>基因的目标区域</w:t>
       </w:r>
       <w:r>
         <w:rPr>
@@ -13122,7 +14106,75 @@
           <w:sz w:val="18"/>
           <w:szCs w:val="18"/>
         </w:rPr>
-        <w:t>SNV）和小片段插入/缺失（Indel）变异情况</w:t>
+        <w:t>SNV）</w:t>
+      </w:r>
+      <w:r>
+        <w:rPr>
+          <w:rFonts w:ascii="思源黑体 CN Normal" w:eastAsia="思源黑体 CN Normal" w:hAnsi="思源黑体 CN Normal" w:hint="eastAsia"/>
+          <w:sz w:val="18"/>
+          <w:szCs w:val="18"/>
+        </w:rPr>
+        <w:t>、</w:t>
+      </w:r>
+      <w:r>
+        <w:rPr>
+          <w:rFonts w:ascii="思源黑体 CN Normal" w:eastAsia="思源黑体 CN Normal" w:hAnsi="思源黑体 CN Normal"/>
+          <w:sz w:val="18"/>
+          <w:szCs w:val="18"/>
+        </w:rPr>
+        <w:t>小片段插入/缺失（Indel）</w:t>
+      </w:r>
+      <w:r>
+        <w:rPr>
+          <w:rFonts w:ascii="思源黑体 CN Normal" w:eastAsia="思源黑体 CN Normal" w:hAnsi="思源黑体 CN Normal"/>
+          <w:sz w:val="18"/>
+          <w:szCs w:val="18"/>
+        </w:rPr>
+        <w:t>{%if [</w:t>
+      </w:r>
+      <w:proofErr w:type="spellStart"/>
+      <w:r>
+        <w:rPr>
+          <w:rFonts w:ascii="思源黑体 CN Normal" w:eastAsia="思源黑体 CN Normal" w:hAnsi="思源黑体 CN Normal"/>
+          <w:sz w:val="18"/>
+          <w:szCs w:val="18"/>
+        </w:rPr>
+        <w:t>sample.json_batch_name</w:t>
+      </w:r>
+      <w:proofErr w:type="spellEnd"/>
+      <w:r>
+        <w:rPr>
+          <w:rFonts w:ascii="思源黑体 CN Normal" w:eastAsia="思源黑体 CN Normal" w:hAnsi="思源黑体 CN Normal"/>
+          <w:sz w:val="18"/>
+          <w:szCs w:val="18"/>
+        </w:rPr>
+        <w:t>, “v1.1.0”]|</w:t>
+      </w:r>
+      <w:proofErr w:type="spellStart"/>
+      <w:r>
+        <w:rPr>
+          <w:rFonts w:ascii="思源黑体 CN Normal" w:eastAsia="思源黑体 CN Normal" w:hAnsi="思源黑体 CN Normal"/>
+          <w:sz w:val="18"/>
+          <w:szCs w:val="18"/>
+        </w:rPr>
+        <w:t>judge_version</w:t>
+      </w:r>
+      <w:proofErr w:type="spellEnd"/>
+      <w:r>
+        <w:rPr>
+          <w:rFonts w:ascii="思源黑体 CN Normal" w:eastAsia="思源黑体 CN Normal" w:hAnsi="思源黑体 CN Normal"/>
+          <w:sz w:val="18"/>
+          <w:szCs w:val="18"/>
+        </w:rPr>
+        <w:t>%}、大片段缺失（large deletion）{%endif%}</w:t>
+      </w:r>
+      <w:r>
+        <w:rPr>
+          <w:rFonts w:ascii="思源黑体 CN Normal" w:eastAsia="思源黑体 CN Normal" w:hAnsi="思源黑体 CN Normal"/>
+          <w:sz w:val="18"/>
+          <w:szCs w:val="18"/>
+        </w:rPr>
+        <w:t>变异情况</w:t>
       </w:r>
       <w:r>
         <w:rPr>
@@ -13254,14 +14306,45 @@
         </w:rPr>
         <w:t>”,</w:t>
       </w:r>
-      <w:r>
-        <w:rPr>
-          <w:rFonts w:ascii="思源黑体 CN Normal" w:eastAsia="思源黑体 CN Normal" w:hAnsi="思源黑体 CN Normal"/>
-          <w:sz w:val="18"/>
-          <w:szCs w:val="18"/>
-          <w:highlight w:val="cyan"/>
-        </w:rPr>
-        <w:t>”10基因（血液）”]%</w:t>
+      <w:proofErr w:type="gramStart"/>
+      <w:r>
+        <w:rPr>
+          <w:rFonts w:ascii="思源黑体 CN Normal" w:eastAsia="思源黑体 CN Normal" w:hAnsi="思源黑体 CN Normal"/>
+          <w:sz w:val="18"/>
+          <w:szCs w:val="18"/>
+          <w:highlight w:val="cyan"/>
+        </w:rPr>
+        <w:t>”</w:t>
+      </w:r>
+      <w:proofErr w:type="gramEnd"/>
+      <w:r>
+        <w:rPr>
+          <w:rFonts w:ascii="思源黑体 CN Normal" w:eastAsia="思源黑体 CN Normal" w:hAnsi="思源黑体 CN Normal"/>
+          <w:sz w:val="18"/>
+          <w:szCs w:val="18"/>
+          <w:highlight w:val="cyan"/>
+        </w:rPr>
+        <w:t>10基因（血液）</w:t>
+      </w:r>
+      <w:proofErr w:type="gramStart"/>
+      <w:r>
+        <w:rPr>
+          <w:rFonts w:ascii="思源黑体 CN Normal" w:eastAsia="思源黑体 CN Normal" w:hAnsi="思源黑体 CN Normal"/>
+          <w:sz w:val="18"/>
+          <w:szCs w:val="18"/>
+          <w:highlight w:val="cyan"/>
+        </w:rPr>
+        <w:t>”</w:t>
+      </w:r>
+      <w:proofErr w:type="gramEnd"/>
+      <w:r>
+        <w:rPr>
+          <w:rFonts w:ascii="思源黑体 CN Normal" w:eastAsia="思源黑体 CN Normal" w:hAnsi="思源黑体 CN Normal"/>
+          <w:sz w:val="18"/>
+          <w:szCs w:val="18"/>
+          <w:highlight w:val="cyan"/>
+        </w:rPr>
+        <w:t>]%</w:t>
       </w:r>
       <w:r>
         <w:rPr>
@@ -13420,15 +14503,37 @@
         </w:rPr>
         <w:t>”,</w:t>
       </w:r>
-      <w:r>
-        <w:rPr>
-          <w:rFonts w:ascii="思源黑体 CN Normal" w:eastAsia="思源黑体 CN Normal" w:hAnsi="思源黑体 CN Normal"/>
-          <w:sz w:val="18"/>
-          <w:szCs w:val="18"/>
-          <w:highlight w:val="cyan"/>
-        </w:rPr>
-        <w:t>”Pan116（组织）”,”Pan116（血液）”, “LC76（组织）”,”LC76（血液）”</w:t>
-      </w:r>
+      <w:proofErr w:type="gramStart"/>
+      <w:r>
+        <w:rPr>
+          <w:rFonts w:ascii="思源黑体 CN Normal" w:eastAsia="思源黑体 CN Normal" w:hAnsi="思源黑体 CN Normal"/>
+          <w:sz w:val="18"/>
+          <w:szCs w:val="18"/>
+          <w:highlight w:val="cyan"/>
+        </w:rPr>
+        <w:t>”</w:t>
+      </w:r>
+      <w:proofErr w:type="gramEnd"/>
+      <w:r>
+        <w:rPr>
+          <w:rFonts w:ascii="思源黑体 CN Normal" w:eastAsia="思源黑体 CN Normal" w:hAnsi="思源黑体 CN Normal"/>
+          <w:sz w:val="18"/>
+          <w:szCs w:val="18"/>
+          <w:highlight w:val="cyan"/>
+        </w:rPr>
+        <w:t>Pan116（组织）</w:t>
+      </w:r>
+      <w:proofErr w:type="gramStart"/>
+      <w:r>
+        <w:rPr>
+          <w:rFonts w:ascii="思源黑体 CN Normal" w:eastAsia="思源黑体 CN Normal" w:hAnsi="思源黑体 CN Normal"/>
+          <w:sz w:val="18"/>
+          <w:szCs w:val="18"/>
+          <w:highlight w:val="cyan"/>
+        </w:rPr>
+        <w:t>”</w:t>
+      </w:r>
+      <w:proofErr w:type="gramEnd"/>
       <w:r>
         <w:rPr>
           <w:rFonts w:ascii="思源黑体 CN Normal" w:eastAsia="思源黑体 CN Normal" w:hAnsi="思源黑体 CN Normal"/>
@@ -13438,32 +14543,145 @@
         </w:rPr>
         <w:t>,</w:t>
       </w:r>
-      <w:r>
-        <w:rPr>
-          <w:rFonts w:ascii="思源黑体 CN Normal" w:eastAsia="思源黑体 CN Normal" w:hAnsi="思源黑体 CN Normal"/>
-          <w:sz w:val="18"/>
-          <w:szCs w:val="18"/>
-          <w:highlight w:val="cyan"/>
-        </w:rPr>
-        <w:t>”CRC25（组织）”</w:t>
-      </w:r>
-      <w:r>
-        <w:rPr>
-          <w:rFonts w:ascii="思源黑体 CN Normal" w:eastAsia="思源黑体 CN Normal" w:hAnsi="思源黑体 CN Normal" w:hint="eastAsia"/>
+      <w:proofErr w:type="gramStart"/>
+      <w:r>
+        <w:rPr>
+          <w:rFonts w:ascii="思源黑体 CN Normal" w:eastAsia="思源黑体 CN Normal" w:hAnsi="思源黑体 CN Normal"/>
+          <w:sz w:val="18"/>
+          <w:szCs w:val="18"/>
+          <w:highlight w:val="cyan"/>
+        </w:rPr>
+        <w:t>”</w:t>
+      </w:r>
+      <w:proofErr w:type="gramEnd"/>
+      <w:r>
+        <w:rPr>
+          <w:rFonts w:ascii="思源黑体 CN Normal" w:eastAsia="思源黑体 CN Normal" w:hAnsi="思源黑体 CN Normal"/>
+          <w:sz w:val="18"/>
+          <w:szCs w:val="18"/>
+          <w:highlight w:val="cyan"/>
+        </w:rPr>
+        <w:t>Pan116（血液）</w:t>
+      </w:r>
+      <w:proofErr w:type="gramStart"/>
+      <w:r>
+        <w:rPr>
+          <w:rFonts w:ascii="思源黑体 CN Normal" w:eastAsia="思源黑体 CN Normal" w:hAnsi="思源黑体 CN Normal"/>
+          <w:sz w:val="18"/>
+          <w:szCs w:val="18"/>
+          <w:highlight w:val="cyan"/>
+        </w:rPr>
+        <w:t>”</w:t>
+      </w:r>
+      <w:proofErr w:type="gramEnd"/>
+      <w:r>
+        <w:rPr>
+          <w:rFonts w:ascii="思源黑体 CN Normal" w:eastAsia="思源黑体 CN Normal" w:hAnsi="思源黑体 CN Normal"/>
+          <w:sz w:val="18"/>
+          <w:szCs w:val="18"/>
+          <w:highlight w:val="cyan"/>
+        </w:rPr>
+        <w:t>, “LC76（组织）”,</w:t>
+      </w:r>
+      <w:proofErr w:type="gramStart"/>
+      <w:r>
+        <w:rPr>
+          <w:rFonts w:ascii="思源黑体 CN Normal" w:eastAsia="思源黑体 CN Normal" w:hAnsi="思源黑体 CN Normal"/>
+          <w:sz w:val="18"/>
+          <w:szCs w:val="18"/>
+          <w:highlight w:val="cyan"/>
+        </w:rPr>
+        <w:t>”</w:t>
+      </w:r>
+      <w:proofErr w:type="gramEnd"/>
+      <w:r>
+        <w:rPr>
+          <w:rFonts w:ascii="思源黑体 CN Normal" w:eastAsia="思源黑体 CN Normal" w:hAnsi="思源黑体 CN Normal"/>
+          <w:sz w:val="18"/>
+          <w:szCs w:val="18"/>
+          <w:highlight w:val="cyan"/>
+        </w:rPr>
+        <w:t>LC76（血液）</w:t>
+      </w:r>
+      <w:proofErr w:type="gramStart"/>
+      <w:r>
+        <w:rPr>
+          <w:rFonts w:ascii="思源黑体 CN Normal" w:eastAsia="思源黑体 CN Normal" w:hAnsi="思源黑体 CN Normal"/>
+          <w:sz w:val="18"/>
+          <w:szCs w:val="18"/>
+          <w:highlight w:val="cyan"/>
+        </w:rPr>
+        <w:t>”</w:t>
+      </w:r>
+      <w:proofErr w:type="gramEnd"/>
+      <w:r>
+        <w:rPr>
+          <w:rFonts w:ascii="思源黑体 CN Normal" w:eastAsia="思源黑体 CN Normal" w:hAnsi="思源黑体 CN Normal"/>
           <w:sz w:val="18"/>
           <w:szCs w:val="18"/>
           <w:highlight w:val="cyan"/>
         </w:rPr>
         <w:t>,</w:t>
       </w:r>
-      <w:r>
-        <w:rPr>
-          <w:rFonts w:ascii="思源黑体 CN Normal" w:eastAsia="思源黑体 CN Normal" w:hAnsi="思源黑体 CN Normal"/>
-          <w:sz w:val="18"/>
-          <w:szCs w:val="18"/>
-          <w:highlight w:val="cyan"/>
-        </w:rPr>
-        <w:t>”CRC25（</w:t>
+      <w:proofErr w:type="gramStart"/>
+      <w:r>
+        <w:rPr>
+          <w:rFonts w:ascii="思源黑体 CN Normal" w:eastAsia="思源黑体 CN Normal" w:hAnsi="思源黑体 CN Normal"/>
+          <w:sz w:val="18"/>
+          <w:szCs w:val="18"/>
+          <w:highlight w:val="cyan"/>
+        </w:rPr>
+        <w:t>”</w:t>
+      </w:r>
+      <w:proofErr w:type="gramEnd"/>
+      <w:r>
+        <w:rPr>
+          <w:rFonts w:ascii="思源黑体 CN Normal" w:eastAsia="思源黑体 CN Normal" w:hAnsi="思源黑体 CN Normal"/>
+          <w:sz w:val="18"/>
+          <w:szCs w:val="18"/>
+          <w:highlight w:val="cyan"/>
+        </w:rPr>
+        <w:t>CRC25（组织）</w:t>
+      </w:r>
+      <w:proofErr w:type="gramStart"/>
+      <w:r>
+        <w:rPr>
+          <w:rFonts w:ascii="思源黑体 CN Normal" w:eastAsia="思源黑体 CN Normal" w:hAnsi="思源黑体 CN Normal"/>
+          <w:sz w:val="18"/>
+          <w:szCs w:val="18"/>
+          <w:highlight w:val="cyan"/>
+        </w:rPr>
+        <w:t>”</w:t>
+      </w:r>
+      <w:proofErr w:type="gramEnd"/>
+      <w:r>
+        <w:rPr>
+          <w:rFonts w:ascii="思源黑体 CN Normal" w:eastAsia="思源黑体 CN Normal" w:hAnsi="思源黑体 CN Normal" w:hint="eastAsia"/>
+          <w:sz w:val="18"/>
+          <w:szCs w:val="18"/>
+          <w:highlight w:val="cyan"/>
+        </w:rPr>
+        <w:t>,</w:t>
+      </w:r>
+      <w:proofErr w:type="gramStart"/>
+      <w:r>
+        <w:rPr>
+          <w:rFonts w:ascii="思源黑体 CN Normal" w:eastAsia="思源黑体 CN Normal" w:hAnsi="思源黑体 CN Normal"/>
+          <w:sz w:val="18"/>
+          <w:szCs w:val="18"/>
+          <w:highlight w:val="cyan"/>
+        </w:rPr>
+        <w:t>”</w:t>
+      </w:r>
+      <w:proofErr w:type="gramEnd"/>
+      <w:r>
+        <w:rPr>
+          <w:rFonts w:ascii="思源黑体 CN Normal" w:eastAsia="思源黑体 CN Normal" w:hAnsi="思源黑体 CN Normal"/>
+          <w:sz w:val="18"/>
+          <w:szCs w:val="18"/>
+          <w:highlight w:val="cyan"/>
+        </w:rPr>
+        <w:t>CRC25（</w:t>
       </w:r>
       <w:r>
         <w:rPr>
@@ -13481,8 +14699,19 @@
           <w:szCs w:val="18"/>
           <w:highlight w:val="cyan"/>
         </w:rPr>
-        <w:t>）”</w:t>
-      </w:r>
+        <w:t>）</w:t>
+      </w:r>
+      <w:proofErr w:type="gramStart"/>
+      <w:r>
+        <w:rPr>
+          <w:rFonts w:ascii="思源黑体 CN Normal" w:eastAsia="思源黑体 CN Normal" w:hAnsi="思源黑体 CN Normal"/>
+          <w:sz w:val="18"/>
+          <w:szCs w:val="18"/>
+          <w:highlight w:val="cyan"/>
+        </w:rPr>
+        <w:t>”</w:t>
+      </w:r>
+      <w:proofErr w:type="gramEnd"/>
       <w:r>
         <w:rPr>
           <w:rFonts w:ascii="思源黑体 CN Normal" w:eastAsia="思源黑体 CN Normal" w:hAnsi="思源黑体 CN Normal"/>
@@ -13492,15 +14721,37 @@
         </w:rPr>
         <w:t>,</w:t>
       </w:r>
-      <w:r>
-        <w:rPr>
-          <w:rFonts w:ascii="思源黑体 CN Normal" w:eastAsia="思源黑体 CN Normal" w:hAnsi="思源黑体 CN Normal"/>
-          <w:sz w:val="18"/>
-          <w:szCs w:val="18"/>
-          <w:highlight w:val="cyan"/>
-        </w:rPr>
-        <w:t>”GA18（组织）”</w:t>
-      </w:r>
+      <w:proofErr w:type="gramStart"/>
+      <w:r>
+        <w:rPr>
+          <w:rFonts w:ascii="思源黑体 CN Normal" w:eastAsia="思源黑体 CN Normal" w:hAnsi="思源黑体 CN Normal"/>
+          <w:sz w:val="18"/>
+          <w:szCs w:val="18"/>
+          <w:highlight w:val="cyan"/>
+        </w:rPr>
+        <w:t>”</w:t>
+      </w:r>
+      <w:proofErr w:type="gramEnd"/>
+      <w:r>
+        <w:rPr>
+          <w:rFonts w:ascii="思源黑体 CN Normal" w:eastAsia="思源黑体 CN Normal" w:hAnsi="思源黑体 CN Normal"/>
+          <w:sz w:val="18"/>
+          <w:szCs w:val="18"/>
+          <w:highlight w:val="cyan"/>
+        </w:rPr>
+        <w:t>GA18（组织）</w:t>
+      </w:r>
+      <w:proofErr w:type="gramStart"/>
+      <w:r>
+        <w:rPr>
+          <w:rFonts w:ascii="思源黑体 CN Normal" w:eastAsia="思源黑体 CN Normal" w:hAnsi="思源黑体 CN Normal"/>
+          <w:sz w:val="18"/>
+          <w:szCs w:val="18"/>
+          <w:highlight w:val="cyan"/>
+        </w:rPr>
+        <w:t>”</w:t>
+      </w:r>
+      <w:proofErr w:type="gramEnd"/>
       <w:r>
         <w:rPr>
           <w:rFonts w:ascii="思源黑体 CN Normal" w:eastAsia="思源黑体 CN Normal" w:hAnsi="思源黑体 CN Normal"/>
@@ -13519,14 +14770,25 @@
         </w:rPr>
         <w:t>,</w:t>
       </w:r>
-      <w:r>
-        <w:rPr>
-          <w:rFonts w:ascii="思源黑体 CN Normal" w:eastAsia="思源黑体 CN Normal" w:hAnsi="思源黑体 CN Normal"/>
-          <w:sz w:val="18"/>
-          <w:szCs w:val="18"/>
-          <w:highlight w:val="cyan"/>
-        </w:rPr>
-        <w:t>”GA18（</w:t>
+      <w:proofErr w:type="gramStart"/>
+      <w:r>
+        <w:rPr>
+          <w:rFonts w:ascii="思源黑体 CN Normal" w:eastAsia="思源黑体 CN Normal" w:hAnsi="思源黑体 CN Normal"/>
+          <w:sz w:val="18"/>
+          <w:szCs w:val="18"/>
+          <w:highlight w:val="cyan"/>
+        </w:rPr>
+        <w:t>”</w:t>
+      </w:r>
+      <w:proofErr w:type="gramEnd"/>
+      <w:r>
+        <w:rPr>
+          <w:rFonts w:ascii="思源黑体 CN Normal" w:eastAsia="思源黑体 CN Normal" w:hAnsi="思源黑体 CN Normal"/>
+          <w:sz w:val="18"/>
+          <w:szCs w:val="18"/>
+          <w:highlight w:val="cyan"/>
+        </w:rPr>
+        <w:t>GA18（</w:t>
       </w:r>
       <w:r>
         <w:rPr>
@@ -13544,7 +14806,27 @@
           <w:szCs w:val="18"/>
           <w:highlight w:val="cyan"/>
         </w:rPr>
-        <w:t>）”, “TC21（组织）”, “</w:t>
+        <w:t>）</w:t>
+      </w:r>
+      <w:proofErr w:type="gramStart"/>
+      <w:r>
+        <w:rPr>
+          <w:rFonts w:ascii="思源黑体 CN Normal" w:eastAsia="思源黑体 CN Normal" w:hAnsi="思源黑体 CN Normal"/>
+          <w:sz w:val="18"/>
+          <w:szCs w:val="18"/>
+          <w:highlight w:val="cyan"/>
+        </w:rPr>
+        <w:t>”</w:t>
+      </w:r>
+      <w:proofErr w:type="gramEnd"/>
+      <w:r>
+        <w:rPr>
+          <w:rFonts w:ascii="思源黑体 CN Normal" w:eastAsia="思源黑体 CN Normal" w:hAnsi="思源黑体 CN Normal"/>
+          <w:sz w:val="18"/>
+          <w:szCs w:val="18"/>
+          <w:highlight w:val="cyan"/>
+        </w:rPr>
+        <w:t>, “TC21（组织）”, “</w:t>
       </w:r>
       <w:r>
         <w:rPr>
@@ -13715,7 +14997,25 @@
           <w:sz w:val="18"/>
           <w:szCs w:val="18"/>
         </w:rPr>
-        <w:t>本产品对送检样本进行检测，并对与肿瘤诊断、治疗和预后密切相关具有临床意义的检测结果进行详细解读（详细检测基因列表见本报告附录），为临床实体瘤患者的临床诊断治疗提供辅助参考。</w:t>
+        <w:t>本产品对送检样本进行检测，并对与肿瘤诊断、治疗和预后密切相关具有临床意义的检测结果进行详细解读（详细检测基因</w:t>
+      </w:r>
+      <w:proofErr w:type="gramStart"/>
+      <w:r>
+        <w:rPr>
+          <w:rFonts w:ascii="思源黑体 CN Normal" w:eastAsia="思源黑体 CN Normal" w:hAnsi="思源黑体 CN Normal" w:hint="eastAsia"/>
+          <w:sz w:val="18"/>
+          <w:szCs w:val="18"/>
+        </w:rPr>
+        <w:t>列表见</w:t>
+      </w:r>
+      <w:proofErr w:type="gramEnd"/>
+      <w:r>
+        <w:rPr>
+          <w:rFonts w:ascii="思源黑体 CN Normal" w:eastAsia="思源黑体 CN Normal" w:hAnsi="思源黑体 CN Normal" w:hint="eastAsia"/>
+          <w:sz w:val="18"/>
+          <w:szCs w:val="18"/>
+        </w:rPr>
+        <w:t>本报告附录），为临床实体瘤患者的临床诊断治疗提供辅助参考。</w:t>
       </w:r>
       <w:r>
         <w:rPr>
@@ -14042,9 +15342,9 @@
           <w:sz w:val="24"/>
           <w:szCs w:val="24"/>
         </w:rPr>
-        <w:t>,”</w:t>
-      </w:r>
-      <w:proofErr w:type="spellStart"/>
+        <w:t>,</w:t>
+      </w:r>
+      <w:proofErr w:type="gramStart"/>
       <w:r>
         <w:rPr>
           <w:rFonts w:ascii="思源黑体 CN Bold" w:eastAsia="思源黑体 CN Bold" w:hAnsi="思源黑体 CN Bold"/>
@@ -14052,9 +15352,10 @@
           <w:sz w:val="24"/>
           <w:szCs w:val="24"/>
         </w:rPr>
-        <w:t>mlpa</w:t>
-      </w:r>
-      <w:proofErr w:type="spellEnd"/>
+        <w:t>”</w:t>
+      </w:r>
+      <w:proofErr w:type="spellStart"/>
+      <w:proofErr w:type="gramEnd"/>
       <w:r>
         <w:rPr>
           <w:rFonts w:ascii="思源黑体 CN Bold" w:eastAsia="思源黑体 CN Bold" w:hAnsi="思源黑体 CN Bold"/>
@@ -14062,8 +15363,10 @@
           <w:sz w:val="24"/>
           <w:szCs w:val="24"/>
         </w:rPr>
-        <w:t>”</w:t>
-      </w:r>
+        <w:t>mlpa</w:t>
+      </w:r>
+      <w:proofErr w:type="spellEnd"/>
+      <w:proofErr w:type="gramStart"/>
       <w:r>
         <w:rPr>
           <w:rFonts w:ascii="思源黑体 CN Bold" w:eastAsia="思源黑体 CN Bold" w:hAnsi="思源黑体 CN Bold"/>
@@ -14071,8 +15374,9 @@
           <w:sz w:val="24"/>
           <w:szCs w:val="24"/>
         </w:rPr>
-        <w:t>]|product_state_index</w:t>
-      </w:r>
+        <w:t>”</w:t>
+      </w:r>
+      <w:proofErr w:type="gramEnd"/>
       <w:r>
         <w:rPr>
           <w:rFonts w:ascii="思源黑体 CN Bold" w:eastAsia="思源黑体 CN Bold" w:hAnsi="思源黑体 CN Bold"/>
@@ -14080,6 +15384,15 @@
           <w:sz w:val="24"/>
           <w:szCs w:val="24"/>
         </w:rPr>
+        <w:t>]|product_state_index</w:t>
+      </w:r>
+      <w:r>
+        <w:rPr>
+          <w:rFonts w:ascii="思源黑体 CN Bold" w:eastAsia="思源黑体 CN Bold" w:hAnsi="思源黑体 CN Bold"/>
+          <w:color w:val="1E7648"/>
+          <w:sz w:val="24"/>
+          <w:szCs w:val="24"/>
+        </w:rPr>
         <w:t>_v2</w:t>
       </w:r>
       <w:r>
@@ -14186,9 +15499,9 @@
           <w:sz w:val="24"/>
           <w:szCs w:val="24"/>
         </w:rPr>
-        <w:t>var_brca,sample,”</w:t>
-      </w:r>
-      <w:proofErr w:type="spellStart"/>
+        <w:t>var_brca,sample,</w:t>
+      </w:r>
+      <w:proofErr w:type="gramStart"/>
       <w:r>
         <w:rPr>
           <w:rFonts w:ascii="思源黑体 CN Bold" w:eastAsia="思源黑体 CN Bold" w:hAnsi="思源黑体 CN Bold"/>
@@ -14196,9 +15509,10 @@
           <w:sz w:val="24"/>
           <w:szCs w:val="24"/>
         </w:rPr>
-        <w:t>gcnv</w:t>
-      </w:r>
-      <w:proofErr w:type="spellEnd"/>
+        <w:t>”</w:t>
+      </w:r>
+      <w:proofErr w:type="spellStart"/>
+      <w:proofErr w:type="gramEnd"/>
       <w:r>
         <w:rPr>
           <w:rFonts w:ascii="思源黑体 CN Bold" w:eastAsia="思源黑体 CN Bold" w:hAnsi="思源黑体 CN Bold"/>
@@ -14206,7 +15520,28 @@
           <w:sz w:val="24"/>
           <w:szCs w:val="24"/>
         </w:rPr>
-        <w:t>”]|product_state_index_v2</w:t>
+        <w:t>gcnv</w:t>
+      </w:r>
+      <w:proofErr w:type="spellEnd"/>
+      <w:proofErr w:type="gramStart"/>
+      <w:r>
+        <w:rPr>
+          <w:rFonts w:ascii="思源黑体 CN Bold" w:eastAsia="思源黑体 CN Bold" w:hAnsi="思源黑体 CN Bold"/>
+          <w:color w:val="1E7648"/>
+          <w:sz w:val="24"/>
+          <w:szCs w:val="24"/>
+        </w:rPr>
+        <w:t>”</w:t>
+      </w:r>
+      <w:proofErr w:type="gramEnd"/>
+      <w:r>
+        <w:rPr>
+          <w:rFonts w:ascii="思源黑体 CN Bold" w:eastAsia="思源黑体 CN Bold" w:hAnsi="思源黑体 CN Bold"/>
+          <w:color w:val="1E7648"/>
+          <w:sz w:val="24"/>
+          <w:szCs w:val="24"/>
+        </w:rPr>
+        <w:t>]|product_state_index_v2</w:t>
       </w:r>
       <w:r>
         <w:rPr>
@@ -14512,7 +15847,25 @@
           <w:sz w:val="18"/>
           <w:szCs w:val="18"/>
         </w:rPr>
-        <w:t>专家组发布的特殊基因变异解读指南，遗传变异分为5个等级：致病性、疑似致病性、意义不明确、疑似良性、良性。</w:t>
+        <w:t>专家</w:t>
+      </w:r>
+      <w:proofErr w:type="gramStart"/>
+      <w:r>
+        <w:rPr>
+          <w:rFonts w:ascii="思源黑体 CN Normal" w:eastAsia="思源黑体 CN Normal" w:hAnsi="思源黑体 CN Normal" w:hint="eastAsia"/>
+          <w:sz w:val="18"/>
+          <w:szCs w:val="18"/>
+        </w:rPr>
+        <w:t>组发布</w:t>
+      </w:r>
+      <w:proofErr w:type="gramEnd"/>
+      <w:r>
+        <w:rPr>
+          <w:rFonts w:ascii="思源黑体 CN Normal" w:eastAsia="思源黑体 CN Normal" w:hAnsi="思源黑体 CN Normal" w:hint="eastAsia"/>
+          <w:sz w:val="18"/>
+          <w:szCs w:val="18"/>
+        </w:rPr>
+        <w:t>的特殊基因变异解读指南，遗传变异分为5个等级：致病性、疑似致病性、意义不明确、疑似良性、良性。</w:t>
       </w:r>
     </w:p>
     <w:p>
@@ -15129,7 +16482,29 @@
                 <w:sz w:val="16"/>
                 <w:szCs w:val="16"/>
               </w:rPr>
-              <w:t>FDA、NMPA获批用于患者肿瘤治疗有响应或耐药的生物标志物</w:t>
+              <w:t>FDA、NMPA获</w:t>
+            </w:r>
+            <w:proofErr w:type="gramStart"/>
+            <w:r>
+              <w:rPr>
+                <w:rFonts w:ascii="思源黑体 CN Normal" w:eastAsia="思源黑体 CN Normal" w:hAnsi="思源黑体 CN Normal" w:cs="思源黑体 CN Light" w:hint="eastAsia"/>
+                <w:color w:val="000000" w:themeColor="text1"/>
+                <w:kern w:val="0"/>
+                <w:sz w:val="16"/>
+                <w:szCs w:val="16"/>
+              </w:rPr>
+              <w:t>批用于</w:t>
+            </w:r>
+            <w:proofErr w:type="gramEnd"/>
+            <w:r>
+              <w:rPr>
+                <w:rFonts w:ascii="思源黑体 CN Normal" w:eastAsia="思源黑体 CN Normal" w:hAnsi="思源黑体 CN Normal" w:cs="思源黑体 CN Light" w:hint="eastAsia"/>
+                <w:color w:val="000000" w:themeColor="text1"/>
+                <w:kern w:val="0"/>
+                <w:sz w:val="16"/>
+                <w:szCs w:val="16"/>
+              </w:rPr>
+              <w:t>患者肿瘤治疗有响应或耐药的生物标志物</w:t>
             </w:r>
           </w:p>
         </w:tc>
@@ -15662,7 +17037,29 @@
                 <w:sz w:val="16"/>
                 <w:szCs w:val="16"/>
               </w:rPr>
-              <w:t>FDA、NMPA获批用于其他肿瘤治疗有响应或耐药的生物标志物</w:t>
+              <w:t>FDA、NMPA获</w:t>
+            </w:r>
+            <w:proofErr w:type="gramStart"/>
+            <w:r>
+              <w:rPr>
+                <w:rFonts w:ascii="思源黑体 CN Normal" w:eastAsia="思源黑体 CN Normal" w:hAnsi="思源黑体 CN Normal" w:cs="思源黑体 CN Light" w:hint="eastAsia"/>
+                <w:color w:val="000000" w:themeColor="text1"/>
+                <w:kern w:val="0"/>
+                <w:sz w:val="16"/>
+                <w:szCs w:val="16"/>
+              </w:rPr>
+              <w:t>批用于</w:t>
+            </w:r>
+            <w:proofErr w:type="gramEnd"/>
+            <w:r>
+              <w:rPr>
+                <w:rFonts w:ascii="思源黑体 CN Normal" w:eastAsia="思源黑体 CN Normal" w:hAnsi="思源黑体 CN Normal" w:cs="思源黑体 CN Light" w:hint="eastAsia"/>
+                <w:color w:val="000000" w:themeColor="text1"/>
+                <w:kern w:val="0"/>
+                <w:sz w:val="16"/>
+                <w:szCs w:val="16"/>
+              </w:rPr>
+              <w:t>其他肿瘤治疗有响应或耐药的生物标志物</w:t>
             </w:r>
           </w:p>
         </w:tc>
@@ -16047,7 +17444,29 @@
                 <w:sz w:val="16"/>
                 <w:szCs w:val="16"/>
               </w:rPr>
-              <w:t>临床前硏究表明具有潜在治疗意义的生物标志物</w:t>
+              <w:t>临床前硏</w:t>
+            </w:r>
+            <w:proofErr w:type="gramStart"/>
+            <w:r>
+              <w:rPr>
+                <w:rFonts w:ascii="思源黑体 CN Normal" w:eastAsia="思源黑体 CN Normal" w:hAnsi="思源黑体 CN Normal" w:cs="思源黑体 CN Light" w:hint="eastAsia"/>
+                <w:color w:val="000000" w:themeColor="text1"/>
+                <w:kern w:val="0"/>
+                <w:sz w:val="16"/>
+                <w:szCs w:val="16"/>
+              </w:rPr>
+              <w:t>究表明</w:t>
+            </w:r>
+            <w:proofErr w:type="gramEnd"/>
+            <w:r>
+              <w:rPr>
+                <w:rFonts w:ascii="思源黑体 CN Normal" w:eastAsia="思源黑体 CN Normal" w:hAnsi="思源黑体 CN Normal" w:cs="思源黑体 CN Light" w:hint="eastAsia"/>
+                <w:color w:val="000000" w:themeColor="text1"/>
+                <w:kern w:val="0"/>
+                <w:sz w:val="16"/>
+                <w:szCs w:val="16"/>
+              </w:rPr>
+              <w:t>具有潜在治疗意义的生物标志物</w:t>
             </w:r>
           </w:p>
         </w:tc>
@@ -16658,9 +18077,9 @@
           <w:sz w:val="24"/>
           <w:szCs w:val="24"/>
         </w:rPr>
-        <w:t>,”</w:t>
-      </w:r>
-      <w:proofErr w:type="spellStart"/>
+        <w:t>,</w:t>
+      </w:r>
+      <w:proofErr w:type="gramStart"/>
       <w:r>
         <w:rPr>
           <w:rFonts w:ascii="思源黑体 CN Bold" w:eastAsia="思源黑体 CN Bold" w:hAnsi="思源黑体 CN Bold"/>
@@ -16668,9 +18087,10 @@
           <w:sz w:val="24"/>
           <w:szCs w:val="24"/>
         </w:rPr>
-        <w:t>mlpa</w:t>
-      </w:r>
-      <w:proofErr w:type="spellEnd"/>
+        <w:t>”</w:t>
+      </w:r>
+      <w:proofErr w:type="spellStart"/>
+      <w:proofErr w:type="gramEnd"/>
       <w:r>
         <w:rPr>
           <w:rFonts w:ascii="思源黑体 CN Bold" w:eastAsia="思源黑体 CN Bold" w:hAnsi="思源黑体 CN Bold"/>
@@ -16678,8 +18098,10 @@
           <w:sz w:val="24"/>
           <w:szCs w:val="24"/>
         </w:rPr>
-        <w:t>”</w:t>
-      </w:r>
+        <w:t>mlpa</w:t>
+      </w:r>
+      <w:proofErr w:type="spellEnd"/>
+      <w:proofErr w:type="gramStart"/>
       <w:r>
         <w:rPr>
           <w:rFonts w:ascii="思源黑体 CN Bold" w:eastAsia="思源黑体 CN Bold" w:hAnsi="思源黑体 CN Bold"/>
@@ -16687,8 +18109,9 @@
           <w:sz w:val="24"/>
           <w:szCs w:val="24"/>
         </w:rPr>
-        <w:t>]|product_state_index</w:t>
-      </w:r>
+        <w:t>”</w:t>
+      </w:r>
+      <w:proofErr w:type="gramEnd"/>
       <w:r>
         <w:rPr>
           <w:rFonts w:ascii="思源黑体 CN Bold" w:eastAsia="思源黑体 CN Bold" w:hAnsi="思源黑体 CN Bold"/>
@@ -16696,6 +18119,15 @@
           <w:sz w:val="24"/>
           <w:szCs w:val="24"/>
         </w:rPr>
+        <w:t>]|product_state_index</w:t>
+      </w:r>
+      <w:r>
+        <w:rPr>
+          <w:rFonts w:ascii="思源黑体 CN Bold" w:eastAsia="思源黑体 CN Bold" w:hAnsi="思源黑体 CN Bold"/>
+          <w:color w:val="1E7648"/>
+          <w:sz w:val="24"/>
+          <w:szCs w:val="24"/>
+        </w:rPr>
         <w:t>_v2</w:t>
       </w:r>
       <w:r>
@@ -16802,9 +18234,9 @@
           <w:sz w:val="24"/>
           <w:szCs w:val="24"/>
         </w:rPr>
-        <w:t>var_brca,sample,”</w:t>
-      </w:r>
-      <w:proofErr w:type="spellStart"/>
+        <w:t>var_brca,sample,</w:t>
+      </w:r>
+      <w:proofErr w:type="gramStart"/>
       <w:r>
         <w:rPr>
           <w:rFonts w:ascii="思源黑体 CN Bold" w:eastAsia="思源黑体 CN Bold" w:hAnsi="思源黑体 CN Bold"/>
@@ -16812,9 +18244,10 @@
           <w:sz w:val="24"/>
           <w:szCs w:val="24"/>
         </w:rPr>
-        <w:t>gcnv</w:t>
-      </w:r>
-      <w:proofErr w:type="spellEnd"/>
+        <w:t>”</w:t>
+      </w:r>
+      <w:proofErr w:type="spellStart"/>
+      <w:proofErr w:type="gramEnd"/>
       <w:r>
         <w:rPr>
           <w:rFonts w:ascii="思源黑体 CN Bold" w:eastAsia="思源黑体 CN Bold" w:hAnsi="思源黑体 CN Bold"/>
@@ -16822,7 +18255,28 @@
           <w:sz w:val="24"/>
           <w:szCs w:val="24"/>
         </w:rPr>
-        <w:t>”]|product_state_index_v2</w:t>
+        <w:t>gcnv</w:t>
+      </w:r>
+      <w:proofErr w:type="spellEnd"/>
+      <w:proofErr w:type="gramStart"/>
+      <w:r>
+        <w:rPr>
+          <w:rFonts w:ascii="思源黑体 CN Bold" w:eastAsia="思源黑体 CN Bold" w:hAnsi="思源黑体 CN Bold"/>
+          <w:color w:val="1E7648"/>
+          <w:sz w:val="24"/>
+          <w:szCs w:val="24"/>
+        </w:rPr>
+        <w:t>”</w:t>
+      </w:r>
+      <w:proofErr w:type="gramEnd"/>
+      <w:r>
+        <w:rPr>
+          <w:rFonts w:ascii="思源黑体 CN Bold" w:eastAsia="思源黑体 CN Bold" w:hAnsi="思源黑体 CN Bold"/>
+          <w:color w:val="1E7648"/>
+          <w:sz w:val="24"/>
+          <w:szCs w:val="24"/>
+        </w:rPr>
+        <w:t>]|product_state_index_v2</w:t>
       </w:r>
       <w:r>
         <w:rPr>
@@ -17003,7 +18457,47 @@
           <w:szCs w:val="18"/>
           <w:highlight w:val="cyan"/>
         </w:rPr>
-        <w:t>”,”PTM（3基因）”]%}</w:t>
+        <w:t>”,</w:t>
+      </w:r>
+      <w:proofErr w:type="gramStart"/>
+      <w:r>
+        <w:rPr>
+          <w:rFonts w:ascii="思源黑体 CN Normal" w:eastAsia="思源黑体 CN Normal" w:hAnsi="思源黑体 CN Normal"/>
+          <w:sz w:val="18"/>
+          <w:szCs w:val="18"/>
+          <w:highlight w:val="cyan"/>
+        </w:rPr>
+        <w:t>”</w:t>
+      </w:r>
+      <w:proofErr w:type="gramEnd"/>
+      <w:r>
+        <w:rPr>
+          <w:rFonts w:ascii="思源黑体 CN Normal" w:eastAsia="思源黑体 CN Normal" w:hAnsi="思源黑体 CN Normal"/>
+          <w:sz w:val="18"/>
+          <w:szCs w:val="18"/>
+          <w:highlight w:val="cyan"/>
+        </w:rPr>
+        <w:t>PTM（3基因）</w:t>
+      </w:r>
+      <w:proofErr w:type="gramStart"/>
+      <w:r>
+        <w:rPr>
+          <w:rFonts w:ascii="思源黑体 CN Normal" w:eastAsia="思源黑体 CN Normal" w:hAnsi="思源黑体 CN Normal"/>
+          <w:sz w:val="18"/>
+          <w:szCs w:val="18"/>
+          <w:highlight w:val="cyan"/>
+        </w:rPr>
+        <w:t>”</w:t>
+      </w:r>
+      <w:proofErr w:type="gramEnd"/>
+      <w:r>
+        <w:rPr>
+          <w:rFonts w:ascii="思源黑体 CN Normal" w:eastAsia="思源黑体 CN Normal" w:hAnsi="思源黑体 CN Normal"/>
+          <w:sz w:val="18"/>
+          <w:szCs w:val="18"/>
+          <w:highlight w:val="cyan"/>
+        </w:rPr>
+        <w:t>]%}</w:t>
       </w:r>
     </w:p>
     <w:p>
@@ -17106,7 +18600,25 @@
           <w:sz w:val="18"/>
           <w:szCs w:val="18"/>
         </w:rPr>
-        <w:t>）和微卫星不稳定性。产品的检测性能与样品质量密切相关，样品质控结果为风险时，存在检测灵敏度降低以及检测结果准确性降低的风险。</w:t>
+        <w:t>）和微卫星不稳定性。产品的检测性能与样品质量密切相关，样品质</w:t>
+      </w:r>
+      <w:proofErr w:type="gramStart"/>
+      <w:r>
+        <w:rPr>
+          <w:rFonts w:ascii="思源黑体 CN Normal" w:eastAsia="思源黑体 CN Normal" w:hAnsi="思源黑体 CN Normal" w:hint="eastAsia"/>
+          <w:sz w:val="18"/>
+          <w:szCs w:val="18"/>
+        </w:rPr>
+        <w:t>控结果</w:t>
+      </w:r>
+      <w:proofErr w:type="gramEnd"/>
+      <w:r>
+        <w:rPr>
+          <w:rFonts w:ascii="思源黑体 CN Normal" w:eastAsia="思源黑体 CN Normal" w:hAnsi="思源黑体 CN Normal" w:hint="eastAsia"/>
+          <w:sz w:val="18"/>
+          <w:szCs w:val="18"/>
+        </w:rPr>
+        <w:t>为风险时，存在检测灵敏度降低以及检测结果准确性降低的风险。</w:t>
       </w:r>
     </w:p>
     <w:p>
@@ -17125,7 +18637,25 @@
           <w:sz w:val="18"/>
           <w:szCs w:val="18"/>
         </w:rPr>
-        <w:t>本报告中根据如下顺序进行子宫内膜癌分子分型：①</w:t>
+        <w:t>本报告中根据如下顺序进行子宫内膜</w:t>
+      </w:r>
+      <w:proofErr w:type="gramStart"/>
+      <w:r>
+        <w:rPr>
+          <w:rFonts w:ascii="思源黑体 CN Normal" w:eastAsia="思源黑体 CN Normal" w:hAnsi="思源黑体 CN Normal" w:hint="eastAsia"/>
+          <w:sz w:val="18"/>
+          <w:szCs w:val="18"/>
+        </w:rPr>
+        <w:t>癌分子</w:t>
+      </w:r>
+      <w:proofErr w:type="gramEnd"/>
+      <w:r>
+        <w:rPr>
+          <w:rFonts w:ascii="思源黑体 CN Normal" w:eastAsia="思源黑体 CN Normal" w:hAnsi="思源黑体 CN Normal" w:hint="eastAsia"/>
+          <w:sz w:val="18"/>
+          <w:szCs w:val="18"/>
+        </w:rPr>
+        <w:t>分型：①</w:t>
       </w:r>
       <w:r>
         <w:rPr>
@@ -17467,7 +18997,25 @@
           <w:sz w:val="18"/>
           <w:szCs w:val="18"/>
         </w:rPr>
-        <w:t>%。当分析结果中</w:t>
+        <w:t>%。</w:t>
+      </w:r>
+      <w:proofErr w:type="gramStart"/>
+      <w:r>
+        <w:rPr>
+          <w:rFonts w:ascii="思源黑体 CN Normal" w:eastAsia="思源黑体 CN Normal" w:hAnsi="思源黑体 CN Normal" w:hint="eastAsia"/>
+          <w:sz w:val="18"/>
+          <w:szCs w:val="18"/>
+        </w:rPr>
+        <w:t>当分析</w:t>
+      </w:r>
+      <w:proofErr w:type="gramEnd"/>
+      <w:r>
+        <w:rPr>
+          <w:rFonts w:ascii="思源黑体 CN Normal" w:eastAsia="思源黑体 CN Normal" w:hAnsi="思源黑体 CN Normal" w:hint="eastAsia"/>
+          <w:sz w:val="18"/>
+          <w:szCs w:val="18"/>
+        </w:rPr>
+        <w:t>结果中</w:t>
       </w:r>
       <w:proofErr w:type="spellStart"/>
       <w:r>
@@ -17479,13 +19027,23 @@
         <w:t>MSINum</w:t>
       </w:r>
       <w:proofErr w:type="spellEnd"/>
-      <w:r>
-        <w:rPr>
-          <w:rFonts w:ascii="思源黑体 CN Normal" w:eastAsia="思源黑体 CN Normal" w:hAnsi="思源黑体 CN Normal" w:hint="eastAsia"/>
-          <w:sz w:val="18"/>
-          <w:szCs w:val="18"/>
-        </w:rPr>
-        <w:t>值位于1</w:t>
+      <w:proofErr w:type="gramStart"/>
+      <w:r>
+        <w:rPr>
+          <w:rFonts w:ascii="思源黑体 CN Normal" w:eastAsia="思源黑体 CN Normal" w:hAnsi="思源黑体 CN Normal" w:hint="eastAsia"/>
+          <w:sz w:val="18"/>
+          <w:szCs w:val="18"/>
+        </w:rPr>
+        <w:t>值位于</w:t>
+      </w:r>
+      <w:proofErr w:type="gramEnd"/>
+      <w:r>
+        <w:rPr>
+          <w:rFonts w:ascii="思源黑体 CN Normal" w:eastAsia="思源黑体 CN Normal" w:hAnsi="思源黑体 CN Normal" w:hint="eastAsia"/>
+          <w:sz w:val="18"/>
+          <w:szCs w:val="18"/>
+        </w:rPr>
+        <w:t>1</w:t>
       </w:r>
       <w:r>
         <w:rPr>
@@ -18071,7 +19629,25 @@
           <w:sz w:val="18"/>
           <w:szCs w:val="18"/>
         </w:rPr>
-        <w:t>）和微卫星不稳定性。产品的检测性能与样品质量密切相关，样品质控结果为风险时，存在检测灵敏度降低以及检测结果准确性降低的风险。</w:t>
+        <w:t>）和微卫星不稳定性。产品的检测性能与样品质量密切相关，样品质</w:t>
+      </w:r>
+      <w:proofErr w:type="gramStart"/>
+      <w:r>
+        <w:rPr>
+          <w:rFonts w:ascii="思源黑体 CN Normal" w:eastAsia="思源黑体 CN Normal" w:hAnsi="思源黑体 CN Normal" w:hint="eastAsia"/>
+          <w:sz w:val="18"/>
+          <w:szCs w:val="18"/>
+        </w:rPr>
+        <w:t>控结果</w:t>
+      </w:r>
+      <w:proofErr w:type="gramEnd"/>
+      <w:r>
+        <w:rPr>
+          <w:rFonts w:ascii="思源黑体 CN Normal" w:eastAsia="思源黑体 CN Normal" w:hAnsi="思源黑体 CN Normal" w:hint="eastAsia"/>
+          <w:sz w:val="18"/>
+          <w:szCs w:val="18"/>
+        </w:rPr>
+        <w:t>为风险时，存在检测灵敏度降低以及检测结果准确性降低的风险。</w:t>
       </w:r>
     </w:p>
     <w:p>
@@ -18157,7 +19733,25 @@
           <w:sz w:val="18"/>
           <w:szCs w:val="18"/>
         </w:rPr>
-        <w:t>%。当分析结果中</w:t>
+        <w:t>%。</w:t>
+      </w:r>
+      <w:proofErr w:type="gramStart"/>
+      <w:r>
+        <w:rPr>
+          <w:rFonts w:ascii="思源黑体 CN Normal" w:eastAsia="思源黑体 CN Normal" w:hAnsi="思源黑体 CN Normal" w:hint="eastAsia"/>
+          <w:sz w:val="18"/>
+          <w:szCs w:val="18"/>
+        </w:rPr>
+        <w:t>当分析</w:t>
+      </w:r>
+      <w:proofErr w:type="gramEnd"/>
+      <w:r>
+        <w:rPr>
+          <w:rFonts w:ascii="思源黑体 CN Normal" w:eastAsia="思源黑体 CN Normal" w:hAnsi="思源黑体 CN Normal" w:hint="eastAsia"/>
+          <w:sz w:val="18"/>
+          <w:szCs w:val="18"/>
+        </w:rPr>
+        <w:t>结果中</w:t>
       </w:r>
       <w:proofErr w:type="spellStart"/>
       <w:r>
@@ -18169,13 +19763,23 @@
         <w:t>MSINum</w:t>
       </w:r>
       <w:proofErr w:type="spellEnd"/>
-      <w:r>
-        <w:rPr>
-          <w:rFonts w:ascii="思源黑体 CN Normal" w:eastAsia="思源黑体 CN Normal" w:hAnsi="思源黑体 CN Normal" w:hint="eastAsia"/>
-          <w:sz w:val="18"/>
-          <w:szCs w:val="18"/>
-        </w:rPr>
-        <w:t>值位于1</w:t>
+      <w:proofErr w:type="gramStart"/>
+      <w:r>
+        <w:rPr>
+          <w:rFonts w:ascii="思源黑体 CN Normal" w:eastAsia="思源黑体 CN Normal" w:hAnsi="思源黑体 CN Normal" w:hint="eastAsia"/>
+          <w:sz w:val="18"/>
+          <w:szCs w:val="18"/>
+        </w:rPr>
+        <w:t>值位于</w:t>
+      </w:r>
+      <w:proofErr w:type="gramEnd"/>
+      <w:r>
+        <w:rPr>
+          <w:rFonts w:ascii="思源黑体 CN Normal" w:eastAsia="思源黑体 CN Normal" w:hAnsi="思源黑体 CN Normal" w:hint="eastAsia"/>
+          <w:sz w:val="18"/>
+          <w:szCs w:val="18"/>
+        </w:rPr>
+        <w:t>1</w:t>
       </w:r>
       <w:r>
         <w:rPr>
@@ -19858,7 +21462,59 @@
           <w:szCs w:val="18"/>
         </w:rPr>
         <w:lastRenderedPageBreak/>
-        <w:t>本产品采用二代测序技术（NGS）进行检测。本产品可同时检测目标基因的单核苷酸变异、小片段插入/缺失变异。产品的检测性能与样本质量密切相关，样本质控等级以及某些变异特征会降低检测敏感度。</w:t>
+        <w:t>本产品采用二代测序技术（NGS）进行检测。本产品可同时检测目标基因的单核苷酸变异、小片段插入/缺失</w:t>
+      </w:r>
+      <w:r>
+        <w:rPr>
+          <w:rFonts w:ascii="思源黑体 CN Normal" w:eastAsia="思源黑体 CN Normal" w:hAnsi="思源黑体 CN Normal"/>
+          <w:sz w:val="18"/>
+          <w:szCs w:val="18"/>
+        </w:rPr>
+        <w:t>{%if [</w:t>
+      </w:r>
+      <w:proofErr w:type="spellStart"/>
+      <w:r>
+        <w:rPr>
+          <w:rFonts w:ascii="思源黑体 CN Normal" w:eastAsia="思源黑体 CN Normal" w:hAnsi="思源黑体 CN Normal"/>
+          <w:sz w:val="18"/>
+          <w:szCs w:val="18"/>
+        </w:rPr>
+        <w:t>sample.json_batch_name</w:t>
+      </w:r>
+      <w:proofErr w:type="spellEnd"/>
+      <w:r>
+        <w:rPr>
+          <w:rFonts w:ascii="思源黑体 CN Normal" w:eastAsia="思源黑体 CN Normal" w:hAnsi="思源黑体 CN Normal"/>
+          <w:sz w:val="18"/>
+          <w:szCs w:val="18"/>
+        </w:rPr>
+        <w:t>, “v1.1.0”]|</w:t>
+      </w:r>
+      <w:proofErr w:type="spellStart"/>
+      <w:r>
+        <w:rPr>
+          <w:rFonts w:ascii="思源黑体 CN Normal" w:eastAsia="思源黑体 CN Normal" w:hAnsi="思源黑体 CN Normal"/>
+          <w:sz w:val="18"/>
+          <w:szCs w:val="18"/>
+        </w:rPr>
+        <w:t>judge_version</w:t>
+      </w:r>
+      <w:proofErr w:type="spellEnd"/>
+      <w:r>
+        <w:rPr>
+          <w:rFonts w:ascii="思源黑体 CN Normal" w:eastAsia="思源黑体 CN Normal" w:hAnsi="思源黑体 CN Normal"/>
+          <w:sz w:val="18"/>
+          <w:szCs w:val="18"/>
+        </w:rPr>
+        <w:t>%}、大片段缺失（large deletion）{%endif%}</w:t>
+      </w:r>
+      <w:r>
+        <w:rPr>
+          <w:rFonts w:ascii="思源黑体 CN Normal" w:eastAsia="思源黑体 CN Normal" w:hAnsi="思源黑体 CN Normal" w:hint="eastAsia"/>
+          <w:sz w:val="18"/>
+          <w:szCs w:val="18"/>
+        </w:rPr>
+        <w:t>。产品的检测性能与样本质量密切相关，样本质控等级以及某些变异特征会降低检测敏感度。</w:t>
       </w:r>
     </w:p>
     <w:p>
@@ -20455,23 +22111,45 @@
         </w:rPr>
         <w:t xml:space="preserve"> in [</w:t>
       </w:r>
-      <w:r>
-        <w:rPr>
-          <w:rFonts w:ascii="思源黑体 CN Normal" w:eastAsia="思源黑体 CN Normal" w:hAnsi="思源黑体 CN Normal"/>
-          <w:sz w:val="18"/>
-          <w:szCs w:val="18"/>
-          <w:highlight w:val="cyan"/>
-        </w:rPr>
-        <w:t>”Pan116（组织）</w:t>
-      </w:r>
-      <w:r>
-        <w:rPr>
-          <w:rFonts w:ascii="思源黑体 CN Normal" w:eastAsia="思源黑体 CN Normal" w:hAnsi="思源黑体 CN Normal"/>
-          <w:sz w:val="18"/>
-          <w:szCs w:val="18"/>
-          <w:highlight w:val="cyan"/>
-        </w:rPr>
-        <w:t>”,</w:t>
+      <w:proofErr w:type="gramStart"/>
+      <w:r>
+        <w:rPr>
+          <w:rFonts w:ascii="思源黑体 CN Normal" w:eastAsia="思源黑体 CN Normal" w:hAnsi="思源黑体 CN Normal"/>
+          <w:sz w:val="18"/>
+          <w:szCs w:val="18"/>
+          <w:highlight w:val="cyan"/>
+        </w:rPr>
+        <w:t>”</w:t>
+      </w:r>
+      <w:proofErr w:type="gramEnd"/>
+      <w:r>
+        <w:rPr>
+          <w:rFonts w:ascii="思源黑体 CN Normal" w:eastAsia="思源黑体 CN Normal" w:hAnsi="思源黑体 CN Normal"/>
+          <w:sz w:val="18"/>
+          <w:szCs w:val="18"/>
+          <w:highlight w:val="cyan"/>
+        </w:rPr>
+        <w:t>Pan116（组织）</w:t>
+      </w:r>
+      <w:proofErr w:type="gramStart"/>
+      <w:r>
+        <w:rPr>
+          <w:rFonts w:ascii="思源黑体 CN Normal" w:eastAsia="思源黑体 CN Normal" w:hAnsi="思源黑体 CN Normal"/>
+          <w:sz w:val="18"/>
+          <w:szCs w:val="18"/>
+          <w:highlight w:val="cyan"/>
+        </w:rPr>
+        <w:t>”</w:t>
+      </w:r>
+      <w:proofErr w:type="gramEnd"/>
+      <w:r>
+        <w:rPr>
+          <w:rFonts w:ascii="思源黑体 CN Normal" w:eastAsia="思源黑体 CN Normal" w:hAnsi="思源黑体 CN Normal"/>
+          <w:sz w:val="18"/>
+          <w:szCs w:val="18"/>
+          <w:highlight w:val="cyan"/>
+        </w:rPr>
+        <w:t>,</w:t>
       </w:r>
       <w:r>
         <w:rPr>
@@ -20498,8 +22176,19 @@
           <w:szCs w:val="18"/>
           <w:highlight w:val="cyan"/>
         </w:rPr>
-        <w:t>,”</w:t>
-      </w:r>
+        <w:t>,</w:t>
+      </w:r>
+      <w:proofErr w:type="gramStart"/>
+      <w:r>
+        <w:rPr>
+          <w:rFonts w:ascii="思源黑体 CN Normal" w:eastAsia="思源黑体 CN Normal" w:hAnsi="思源黑体 CN Normal"/>
+          <w:sz w:val="18"/>
+          <w:szCs w:val="18"/>
+          <w:highlight w:val="cyan"/>
+        </w:rPr>
+        <w:t>”</w:t>
+      </w:r>
+      <w:proofErr w:type="gramEnd"/>
       <w:r>
         <w:rPr>
           <w:rFonts w:ascii="思源黑体 CN Normal" w:eastAsia="思源黑体 CN Normal" w:hAnsi="思源黑体 CN Normal"/>
@@ -20509,6 +22198,7 @@
         </w:rPr>
         <w:t>CRC25（组织）</w:t>
       </w:r>
+      <w:proofErr w:type="gramStart"/>
       <w:r>
         <w:rPr>
           <w:rFonts w:ascii="思源黑体 CN Normal" w:eastAsia="思源黑体 CN Normal" w:hAnsi="思源黑体 CN Normal"/>
@@ -20518,6 +22208,7 @@
         </w:rPr>
         <w:t>”</w:t>
       </w:r>
+      <w:proofErr w:type="gramEnd"/>
       <w:r>
         <w:rPr>
           <w:rFonts w:ascii="思源黑体 CN Normal" w:eastAsia="思源黑体 CN Normal" w:hAnsi="思源黑体 CN Normal"/>
@@ -20536,15 +22227,37 @@
         </w:rPr>
         <w:t>,</w:t>
       </w:r>
-      <w:r>
-        <w:rPr>
-          <w:rFonts w:ascii="思源黑体 CN Normal" w:eastAsia="思源黑体 CN Normal" w:hAnsi="思源黑体 CN Normal"/>
-          <w:sz w:val="18"/>
-          <w:szCs w:val="18"/>
-          <w:highlight w:val="cyan"/>
-        </w:rPr>
-        <w:t>”GA18（组织）”</w:t>
-      </w:r>
+      <w:proofErr w:type="gramStart"/>
+      <w:r>
+        <w:rPr>
+          <w:rFonts w:ascii="思源黑体 CN Normal" w:eastAsia="思源黑体 CN Normal" w:hAnsi="思源黑体 CN Normal"/>
+          <w:sz w:val="18"/>
+          <w:szCs w:val="18"/>
+          <w:highlight w:val="cyan"/>
+        </w:rPr>
+        <w:t>”</w:t>
+      </w:r>
+      <w:proofErr w:type="gramEnd"/>
+      <w:r>
+        <w:rPr>
+          <w:rFonts w:ascii="思源黑体 CN Normal" w:eastAsia="思源黑体 CN Normal" w:hAnsi="思源黑体 CN Normal"/>
+          <w:sz w:val="18"/>
+          <w:szCs w:val="18"/>
+          <w:highlight w:val="cyan"/>
+        </w:rPr>
+        <w:t>GA18（组织）</w:t>
+      </w:r>
+      <w:proofErr w:type="gramStart"/>
+      <w:r>
+        <w:rPr>
+          <w:rFonts w:ascii="思源黑体 CN Normal" w:eastAsia="思源黑体 CN Normal" w:hAnsi="思源黑体 CN Normal"/>
+          <w:sz w:val="18"/>
+          <w:szCs w:val="18"/>
+          <w:highlight w:val="cyan"/>
+        </w:rPr>
+        <w:t>”</w:t>
+      </w:r>
+      <w:proofErr w:type="gramEnd"/>
       <w:r>
         <w:rPr>
           <w:rFonts w:ascii="思源黑体 CN Normal" w:eastAsia="思源黑体 CN Normal" w:hAnsi="思源黑体 CN Normal" w:hint="eastAsia"/>
@@ -20590,15 +22303,37 @@
         </w:rPr>
         <w:t xml:space="preserve"> </w:t>
       </w:r>
-      <w:r>
-        <w:rPr>
-          <w:rFonts w:ascii="思源黑体 CN Normal" w:eastAsia="思源黑体 CN Normal" w:hAnsi="思源黑体 CN Normal"/>
-          <w:sz w:val="18"/>
-          <w:szCs w:val="18"/>
-          <w:highlight w:val="cyan"/>
-        </w:rPr>
-        <w:t>”Pan116（血液）”</w:t>
-      </w:r>
+      <w:proofErr w:type="gramStart"/>
+      <w:r>
+        <w:rPr>
+          <w:rFonts w:ascii="思源黑体 CN Normal" w:eastAsia="思源黑体 CN Normal" w:hAnsi="思源黑体 CN Normal"/>
+          <w:sz w:val="18"/>
+          <w:szCs w:val="18"/>
+          <w:highlight w:val="cyan"/>
+        </w:rPr>
+        <w:t>”</w:t>
+      </w:r>
+      <w:proofErr w:type="gramEnd"/>
+      <w:r>
+        <w:rPr>
+          <w:rFonts w:ascii="思源黑体 CN Normal" w:eastAsia="思源黑体 CN Normal" w:hAnsi="思源黑体 CN Normal"/>
+          <w:sz w:val="18"/>
+          <w:szCs w:val="18"/>
+          <w:highlight w:val="cyan"/>
+        </w:rPr>
+        <w:t>Pan116（血液）</w:t>
+      </w:r>
+      <w:proofErr w:type="gramStart"/>
+      <w:r>
+        <w:rPr>
+          <w:rFonts w:ascii="思源黑体 CN Normal" w:eastAsia="思源黑体 CN Normal" w:hAnsi="思源黑体 CN Normal"/>
+          <w:sz w:val="18"/>
+          <w:szCs w:val="18"/>
+          <w:highlight w:val="cyan"/>
+        </w:rPr>
+        <w:t>”</w:t>
+      </w:r>
+      <w:proofErr w:type="gramEnd"/>
       <w:r>
         <w:rPr>
           <w:rFonts w:ascii="思源黑体 CN Normal" w:eastAsia="思源黑体 CN Normal" w:hAnsi="思源黑体 CN Normal"/>
@@ -20615,8 +22350,39 @@
           <w:szCs w:val="18"/>
           <w:highlight w:val="cyan"/>
         </w:rPr>
-        <w:t xml:space="preserve"> ”LC76（血液）”</w:t>
-      </w:r>
+        <w:t xml:space="preserve"> </w:t>
+      </w:r>
+      <w:proofErr w:type="gramStart"/>
+      <w:r>
+        <w:rPr>
+          <w:rFonts w:ascii="思源黑体 CN Normal" w:eastAsia="思源黑体 CN Normal" w:hAnsi="思源黑体 CN Normal"/>
+          <w:sz w:val="18"/>
+          <w:szCs w:val="18"/>
+          <w:highlight w:val="cyan"/>
+        </w:rPr>
+        <w:t>”</w:t>
+      </w:r>
+      <w:proofErr w:type="gramEnd"/>
+      <w:r>
+        <w:rPr>
+          <w:rFonts w:ascii="思源黑体 CN Normal" w:eastAsia="思源黑体 CN Normal" w:hAnsi="思源黑体 CN Normal"/>
+          <w:sz w:val="18"/>
+          <w:szCs w:val="18"/>
+          <w:highlight w:val="cyan"/>
+        </w:rPr>
+        <w:t>LC76（血液）</w:t>
+      </w:r>
+      <w:proofErr w:type="gramStart"/>
+      <w:r>
+        <w:rPr>
+          <w:rFonts w:ascii="思源黑体 CN Normal" w:eastAsia="思源黑体 CN Normal" w:hAnsi="思源黑体 CN Normal"/>
+          <w:sz w:val="18"/>
+          <w:szCs w:val="18"/>
+          <w:highlight w:val="cyan"/>
+        </w:rPr>
+        <w:t>”</w:t>
+      </w:r>
+      <w:proofErr w:type="gramEnd"/>
       <w:r>
         <w:rPr>
           <w:rFonts w:ascii="思源黑体 CN Normal" w:eastAsia="思源黑体 CN Normal" w:hAnsi="思源黑体 CN Normal" w:hint="eastAsia"/>
@@ -20626,14 +22392,25 @@
         </w:rPr>
         <w:t>,</w:t>
       </w:r>
-      <w:r>
-        <w:rPr>
-          <w:rFonts w:ascii="思源黑体 CN Normal" w:eastAsia="思源黑体 CN Normal" w:hAnsi="思源黑体 CN Normal"/>
-          <w:sz w:val="18"/>
-          <w:szCs w:val="18"/>
-          <w:highlight w:val="cyan"/>
-        </w:rPr>
-        <w:t>”CRC25（</w:t>
+      <w:proofErr w:type="gramStart"/>
+      <w:r>
+        <w:rPr>
+          <w:rFonts w:ascii="思源黑体 CN Normal" w:eastAsia="思源黑体 CN Normal" w:hAnsi="思源黑体 CN Normal"/>
+          <w:sz w:val="18"/>
+          <w:szCs w:val="18"/>
+          <w:highlight w:val="cyan"/>
+        </w:rPr>
+        <w:t>”</w:t>
+      </w:r>
+      <w:proofErr w:type="gramEnd"/>
+      <w:r>
+        <w:rPr>
+          <w:rFonts w:ascii="思源黑体 CN Normal" w:eastAsia="思源黑体 CN Normal" w:hAnsi="思源黑体 CN Normal"/>
+          <w:sz w:val="18"/>
+          <w:szCs w:val="18"/>
+          <w:highlight w:val="cyan"/>
+        </w:rPr>
+        <w:t>CRC25（</w:t>
       </w:r>
       <w:r>
         <w:rPr>
@@ -20651,8 +22428,19 @@
           <w:szCs w:val="18"/>
           <w:highlight w:val="cyan"/>
         </w:rPr>
-        <w:t>）”</w:t>
-      </w:r>
+        <w:t>）</w:t>
+      </w:r>
+      <w:proofErr w:type="gramStart"/>
+      <w:r>
+        <w:rPr>
+          <w:rFonts w:ascii="思源黑体 CN Normal" w:eastAsia="思源黑体 CN Normal" w:hAnsi="思源黑体 CN Normal"/>
+          <w:sz w:val="18"/>
+          <w:szCs w:val="18"/>
+          <w:highlight w:val="cyan"/>
+        </w:rPr>
+        <w:t>”</w:t>
+      </w:r>
+      <w:proofErr w:type="gramEnd"/>
       <w:r>
         <w:rPr>
           <w:rFonts w:ascii="思源黑体 CN Normal" w:eastAsia="思源黑体 CN Normal" w:hAnsi="思源黑体 CN Normal"/>
@@ -20671,14 +22459,25 @@
         </w:rPr>
         <w:t>,</w:t>
       </w:r>
-      <w:r>
-        <w:rPr>
-          <w:rFonts w:ascii="思源黑体 CN Normal" w:eastAsia="思源黑体 CN Normal" w:hAnsi="思源黑体 CN Normal"/>
-          <w:sz w:val="18"/>
-          <w:szCs w:val="18"/>
-          <w:highlight w:val="cyan"/>
-        </w:rPr>
-        <w:t>”GA18（</w:t>
+      <w:proofErr w:type="gramStart"/>
+      <w:r>
+        <w:rPr>
+          <w:rFonts w:ascii="思源黑体 CN Normal" w:eastAsia="思源黑体 CN Normal" w:hAnsi="思源黑体 CN Normal"/>
+          <w:sz w:val="18"/>
+          <w:szCs w:val="18"/>
+          <w:highlight w:val="cyan"/>
+        </w:rPr>
+        <w:t>”</w:t>
+      </w:r>
+      <w:proofErr w:type="gramEnd"/>
+      <w:r>
+        <w:rPr>
+          <w:rFonts w:ascii="思源黑体 CN Normal" w:eastAsia="思源黑体 CN Normal" w:hAnsi="思源黑体 CN Normal"/>
+          <w:sz w:val="18"/>
+          <w:szCs w:val="18"/>
+          <w:highlight w:val="cyan"/>
+        </w:rPr>
+        <w:t>GA18（</w:t>
       </w:r>
       <w:r>
         <w:rPr>
@@ -20696,8 +22495,19 @@
           <w:szCs w:val="18"/>
           <w:highlight w:val="cyan"/>
         </w:rPr>
-        <w:t>）”</w:t>
-      </w:r>
+        <w:t>）</w:t>
+      </w:r>
+      <w:proofErr w:type="gramStart"/>
+      <w:r>
+        <w:rPr>
+          <w:rFonts w:ascii="思源黑体 CN Normal" w:eastAsia="思源黑体 CN Normal" w:hAnsi="思源黑体 CN Normal"/>
+          <w:sz w:val="18"/>
+          <w:szCs w:val="18"/>
+          <w:highlight w:val="cyan"/>
+        </w:rPr>
+        <w:t>”</w:t>
+      </w:r>
+      <w:proofErr w:type="gramEnd"/>
       <w:r>
         <w:rPr>
           <w:rFonts w:ascii="思源黑体 CN Normal" w:eastAsia="思源黑体 CN Normal" w:hAnsi="思源黑体 CN Normal"/>
@@ -21215,15 +23025,33 @@
           <w:sz w:val="18"/>
           <w:szCs w:val="18"/>
         </w:rPr>
-        <w:t>质控</w:t>
-      </w:r>
-      <w:r>
-        <w:rPr>
-          <w:rFonts w:ascii="思源黑体 CN Normal" w:eastAsia="思源黑体 CN Normal" w:hAnsi="思源黑体 CN Normal" w:hint="eastAsia"/>
-          <w:sz w:val="18"/>
-          <w:szCs w:val="18"/>
-        </w:rPr>
-        <w:t>结果为风险时，存在</w:t>
+        <w:t>质</w:t>
+      </w:r>
+      <w:proofErr w:type="gramStart"/>
+      <w:r>
+        <w:rPr>
+          <w:rFonts w:ascii="思源黑体 CN Normal" w:eastAsia="思源黑体 CN Normal" w:hAnsi="思源黑体 CN Normal" w:hint="eastAsia"/>
+          <w:sz w:val="18"/>
+          <w:szCs w:val="18"/>
+        </w:rPr>
+        <w:t>控</w:t>
+      </w:r>
+      <w:r>
+        <w:rPr>
+          <w:rFonts w:ascii="思源黑体 CN Normal" w:eastAsia="思源黑体 CN Normal" w:hAnsi="思源黑体 CN Normal" w:hint="eastAsia"/>
+          <w:sz w:val="18"/>
+          <w:szCs w:val="18"/>
+        </w:rPr>
+        <w:t>结果</w:t>
+      </w:r>
+      <w:proofErr w:type="gramEnd"/>
+      <w:r>
+        <w:rPr>
+          <w:rFonts w:ascii="思源黑体 CN Normal" w:eastAsia="思源黑体 CN Normal" w:hAnsi="思源黑体 CN Normal" w:hint="eastAsia"/>
+          <w:sz w:val="18"/>
+          <w:szCs w:val="18"/>
+        </w:rPr>
+        <w:t>为风险时，存在</w:t>
       </w:r>
       <w:r>
         <w:rPr>
@@ -21423,7 +23251,25 @@
           <w:sz w:val="18"/>
           <w:szCs w:val="18"/>
         </w:rPr>
-        <w:t>基因）或融合（Fusion）和微卫星不稳定性。产品的检测性能与样品质量密切相关，样品质控结果为风险时，存在检测灵敏度降低以及检测结果准确性降低的风险。</w:t>
+        <w:t>基因）或融合（Fusion）和微卫星不稳定性。产品的检测性能与样品质量密切相关，样品质</w:t>
+      </w:r>
+      <w:proofErr w:type="gramStart"/>
+      <w:r>
+        <w:rPr>
+          <w:rFonts w:ascii="思源黑体 CN Normal" w:eastAsia="思源黑体 CN Normal" w:hAnsi="思源黑体 CN Normal" w:hint="eastAsia"/>
+          <w:sz w:val="18"/>
+          <w:szCs w:val="18"/>
+        </w:rPr>
+        <w:t>控结果</w:t>
+      </w:r>
+      <w:proofErr w:type="gramEnd"/>
+      <w:r>
+        <w:rPr>
+          <w:rFonts w:ascii="思源黑体 CN Normal" w:eastAsia="思源黑体 CN Normal" w:hAnsi="思源黑体 CN Normal" w:hint="eastAsia"/>
+          <w:sz w:val="18"/>
+          <w:szCs w:val="18"/>
+        </w:rPr>
+        <w:t>为风险时，存在检测灵敏度降低以及检测结果准确性降低的风险。</w:t>
       </w:r>
     </w:p>
     <w:p>
@@ -21509,8 +23355,19 @@
           <w:szCs w:val="18"/>
           <w:highlight w:val="cyan"/>
         </w:rPr>
-        <w:t xml:space="preserve"> in [”</w:t>
-      </w:r>
+        <w:t xml:space="preserve"> in [</w:t>
+      </w:r>
+      <w:proofErr w:type="gramStart"/>
+      <w:r>
+        <w:rPr>
+          <w:rFonts w:ascii="思源黑体 CN Normal" w:eastAsia="思源黑体 CN Normal" w:hAnsi="思源黑体 CN Normal"/>
+          <w:sz w:val="18"/>
+          <w:szCs w:val="18"/>
+          <w:highlight w:val="cyan"/>
+        </w:rPr>
+        <w:t>”</w:t>
+      </w:r>
+      <w:proofErr w:type="gramEnd"/>
       <w:r>
         <w:rPr>
           <w:rFonts w:ascii="思源黑体 CN Normal" w:eastAsia="思源黑体 CN Normal" w:hAnsi="思源黑体 CN Normal"/>
@@ -21520,14 +23377,25 @@
         </w:rPr>
         <w:t>Master Panel（血液）</w:t>
       </w:r>
-      <w:r>
-        <w:rPr>
-          <w:rFonts w:ascii="思源黑体 CN Normal" w:eastAsia="思源黑体 CN Normal" w:hAnsi="思源黑体 CN Normal"/>
-          <w:sz w:val="18"/>
-          <w:szCs w:val="18"/>
-          <w:highlight w:val="cyan"/>
-        </w:rPr>
-        <w:t>”]%</w:t>
+      <w:proofErr w:type="gramStart"/>
+      <w:r>
+        <w:rPr>
+          <w:rFonts w:ascii="思源黑体 CN Normal" w:eastAsia="思源黑体 CN Normal" w:hAnsi="思源黑体 CN Normal"/>
+          <w:sz w:val="18"/>
+          <w:szCs w:val="18"/>
+          <w:highlight w:val="cyan"/>
+        </w:rPr>
+        <w:t>”</w:t>
+      </w:r>
+      <w:proofErr w:type="gramEnd"/>
+      <w:r>
+        <w:rPr>
+          <w:rFonts w:ascii="思源黑体 CN Normal" w:eastAsia="思源黑体 CN Normal" w:hAnsi="思源黑体 CN Normal"/>
+          <w:sz w:val="18"/>
+          <w:szCs w:val="18"/>
+          <w:highlight w:val="cyan"/>
+        </w:rPr>
+        <w:t>]%</w:t>
       </w:r>
       <w:r>
         <w:rPr>
@@ -21731,9 +23599,9 @@
           <w:sz w:val="24"/>
           <w:szCs w:val="24"/>
         </w:rPr>
-        <w:t>,”</w:t>
-      </w:r>
-      <w:proofErr w:type="spellStart"/>
+        <w:t>,</w:t>
+      </w:r>
+      <w:proofErr w:type="gramStart"/>
       <w:r>
         <w:rPr>
           <w:rFonts w:ascii="思源黑体 CN Bold" w:eastAsia="思源黑体 CN Bold" w:hAnsi="思源黑体 CN Bold"/>
@@ -21741,9 +23609,10 @@
           <w:sz w:val="24"/>
           <w:szCs w:val="24"/>
         </w:rPr>
-        <w:t>mlpa</w:t>
-      </w:r>
-      <w:proofErr w:type="spellEnd"/>
+        <w:t>”</w:t>
+      </w:r>
+      <w:proofErr w:type="spellStart"/>
+      <w:proofErr w:type="gramEnd"/>
       <w:r>
         <w:rPr>
           <w:rFonts w:ascii="思源黑体 CN Bold" w:eastAsia="思源黑体 CN Bold" w:hAnsi="思源黑体 CN Bold"/>
@@ -21751,8 +23620,10 @@
           <w:sz w:val="24"/>
           <w:szCs w:val="24"/>
         </w:rPr>
-        <w:t>”</w:t>
-      </w:r>
+        <w:t>mlpa</w:t>
+      </w:r>
+      <w:proofErr w:type="spellEnd"/>
+      <w:proofErr w:type="gramStart"/>
       <w:r>
         <w:rPr>
           <w:rFonts w:ascii="思源黑体 CN Bold" w:eastAsia="思源黑体 CN Bold" w:hAnsi="思源黑体 CN Bold"/>
@@ -21760,8 +23631,9 @@
           <w:sz w:val="24"/>
           <w:szCs w:val="24"/>
         </w:rPr>
-        <w:t>]|product_state_index</w:t>
-      </w:r>
+        <w:t>”</w:t>
+      </w:r>
+      <w:proofErr w:type="gramEnd"/>
       <w:r>
         <w:rPr>
           <w:rFonts w:ascii="思源黑体 CN Bold" w:eastAsia="思源黑体 CN Bold" w:hAnsi="思源黑体 CN Bold"/>
@@ -21769,6 +23641,15 @@
           <w:sz w:val="24"/>
           <w:szCs w:val="24"/>
         </w:rPr>
+        <w:t>]|product_state_index</w:t>
+      </w:r>
+      <w:r>
+        <w:rPr>
+          <w:rFonts w:ascii="思源黑体 CN Bold" w:eastAsia="思源黑体 CN Bold" w:hAnsi="思源黑体 CN Bold"/>
+          <w:color w:val="1E7648"/>
+          <w:sz w:val="24"/>
+          <w:szCs w:val="24"/>
+        </w:rPr>
         <w:t>_v2</w:t>
       </w:r>
       <w:r>
@@ -21875,9 +23756,9 @@
           <w:sz w:val="24"/>
           <w:szCs w:val="24"/>
         </w:rPr>
-        <w:t>var_brca,sample,”</w:t>
-      </w:r>
-      <w:proofErr w:type="spellStart"/>
+        <w:t>var_brca,sample,</w:t>
+      </w:r>
+      <w:proofErr w:type="gramStart"/>
       <w:r>
         <w:rPr>
           <w:rFonts w:ascii="思源黑体 CN Bold" w:eastAsia="思源黑体 CN Bold" w:hAnsi="思源黑体 CN Bold"/>
@@ -21885,9 +23766,10 @@
           <w:sz w:val="24"/>
           <w:szCs w:val="24"/>
         </w:rPr>
-        <w:t>gcnv</w:t>
-      </w:r>
-      <w:proofErr w:type="spellEnd"/>
+        <w:t>”</w:t>
+      </w:r>
+      <w:proofErr w:type="spellStart"/>
+      <w:proofErr w:type="gramEnd"/>
       <w:r>
         <w:rPr>
           <w:rFonts w:ascii="思源黑体 CN Bold" w:eastAsia="思源黑体 CN Bold" w:hAnsi="思源黑体 CN Bold"/>
@@ -21895,7 +23777,28 @@
           <w:sz w:val="24"/>
           <w:szCs w:val="24"/>
         </w:rPr>
-        <w:t>”]|product_state_index_v2</w:t>
+        <w:t>gcnv</w:t>
+      </w:r>
+      <w:proofErr w:type="spellEnd"/>
+      <w:proofErr w:type="gramStart"/>
+      <w:r>
+        <w:rPr>
+          <w:rFonts w:ascii="思源黑体 CN Bold" w:eastAsia="思源黑体 CN Bold" w:hAnsi="思源黑体 CN Bold"/>
+          <w:color w:val="1E7648"/>
+          <w:sz w:val="24"/>
+          <w:szCs w:val="24"/>
+        </w:rPr>
+        <w:t>”</w:t>
+      </w:r>
+      <w:proofErr w:type="gramEnd"/>
+      <w:r>
+        <w:rPr>
+          <w:rFonts w:ascii="思源黑体 CN Bold" w:eastAsia="思源黑体 CN Bold" w:hAnsi="思源黑体 CN Bold"/>
+          <w:color w:val="1E7648"/>
+          <w:sz w:val="24"/>
+          <w:szCs w:val="24"/>
+        </w:rPr>
+        <w:t>]|product_state_index_v2</w:t>
       </w:r>
       <w:r>
         <w:rPr>
@@ -21956,7 +23859,16 @@
           <w:sz w:val="18"/>
           <w:szCs w:val="18"/>
         </w:rPr>
-        <w:t>对于送检样本，不排除出现无基因变异的情况（即没有检测到任何肿瘤相关基因变异）。因为肿瘤生物学机制的复杂性，肿瘤的基因异常可出现在基因组、转录组、蛋白质组和表观遗传等多个层面，因此无基因变异的情况是客观存在的、不能完全避免的。无基因变异并不是完全无用的信息，并不能证明治疗方法有效或无效，基因未发生变异同样能够为临床科研提供参考和帮助。</w:t>
+        <w:t>对于送检样本，不排除出现无基因变异的情况（即没有检测到任何肿瘤相关基因变异）。因为肿瘤生物学机制的复杂性，肿瘤的</w:t>
+      </w:r>
+      <w:r>
+        <w:rPr>
+          <w:rFonts w:ascii="思源黑体 CN Normal" w:eastAsia="思源黑体 CN Normal" w:hAnsi="思源黑体 CN Normal" w:hint="eastAsia"/>
+          <w:sz w:val="18"/>
+          <w:szCs w:val="18"/>
+        </w:rPr>
+        <w:lastRenderedPageBreak/>
+        <w:t>基因异常可出现在基因组、转录组、蛋白质组和表观遗传等多个层面，因此无基因变异的情况是客观存在的、不能完全避免的。无基因变异并不是完全无用的信息，并不能证明治疗方法有效或无效，基因未发生变异同样能够为临床科研提供参考和帮助。</w:t>
       </w:r>
     </w:p>
     <w:p>
@@ -21975,7 +23887,6 @@
           <w:sz w:val="18"/>
           <w:szCs w:val="18"/>
         </w:rPr>
-        <w:lastRenderedPageBreak/>
         <w:t>无基因变异的情况不能排除存在低于现有检测方法检测下限的低丰度变异的可能。我们不承诺所有的检测都能获得肿瘤基因变异信息，同样不承诺肿瘤基因变异信息中一定存在明确的可用药或治疗相关的基因变异。</w:t>
       </w:r>
     </w:p>
@@ -22100,9 +24011,9 @@
           <w:sz w:val="24"/>
           <w:szCs w:val="24"/>
         </w:rPr>
-        <w:t>,”</w:t>
-      </w:r>
-      <w:proofErr w:type="spellStart"/>
+        <w:t>,</w:t>
+      </w:r>
+      <w:proofErr w:type="gramStart"/>
       <w:r>
         <w:rPr>
           <w:rFonts w:ascii="思源黑体 CN Bold" w:eastAsia="思源黑体 CN Bold" w:hAnsi="思源黑体 CN Bold"/>
@@ -22110,9 +24021,10 @@
           <w:sz w:val="24"/>
           <w:szCs w:val="24"/>
         </w:rPr>
-        <w:t>mlpa</w:t>
-      </w:r>
-      <w:proofErr w:type="spellEnd"/>
+        <w:t>”</w:t>
+      </w:r>
+      <w:proofErr w:type="spellStart"/>
+      <w:proofErr w:type="gramEnd"/>
       <w:r>
         <w:rPr>
           <w:rFonts w:ascii="思源黑体 CN Bold" w:eastAsia="思源黑体 CN Bold" w:hAnsi="思源黑体 CN Bold"/>
@@ -22120,8 +24032,10 @@
           <w:sz w:val="24"/>
           <w:szCs w:val="24"/>
         </w:rPr>
-        <w:t>”</w:t>
-      </w:r>
+        <w:t>mlpa</w:t>
+      </w:r>
+      <w:proofErr w:type="spellEnd"/>
+      <w:proofErr w:type="gramStart"/>
       <w:r>
         <w:rPr>
           <w:rFonts w:ascii="思源黑体 CN Bold" w:eastAsia="思源黑体 CN Bold" w:hAnsi="思源黑体 CN Bold"/>
@@ -22129,8 +24043,9 @@
           <w:sz w:val="24"/>
           <w:szCs w:val="24"/>
         </w:rPr>
-        <w:t>]|product_state_index</w:t>
-      </w:r>
+        <w:t>”</w:t>
+      </w:r>
+      <w:proofErr w:type="gramEnd"/>
       <w:r>
         <w:rPr>
           <w:rFonts w:ascii="思源黑体 CN Bold" w:eastAsia="思源黑体 CN Bold" w:hAnsi="思源黑体 CN Bold"/>
@@ -22138,6 +24053,15 @@
           <w:sz w:val="24"/>
           <w:szCs w:val="24"/>
         </w:rPr>
+        <w:t>]|product_state_index</w:t>
+      </w:r>
+      <w:r>
+        <w:rPr>
+          <w:rFonts w:ascii="思源黑体 CN Bold" w:eastAsia="思源黑体 CN Bold" w:hAnsi="思源黑体 CN Bold"/>
+          <w:color w:val="1E7648"/>
+          <w:sz w:val="24"/>
+          <w:szCs w:val="24"/>
+        </w:rPr>
         <w:t>_v2</w:t>
       </w:r>
       <w:r>
@@ -22244,9 +24168,9 @@
           <w:sz w:val="24"/>
           <w:szCs w:val="24"/>
         </w:rPr>
-        <w:t>var_brca,sample,”</w:t>
-      </w:r>
-      <w:proofErr w:type="spellStart"/>
+        <w:t>var_brca,sample,</w:t>
+      </w:r>
+      <w:proofErr w:type="gramStart"/>
       <w:r>
         <w:rPr>
           <w:rFonts w:ascii="思源黑体 CN Bold" w:eastAsia="思源黑体 CN Bold" w:hAnsi="思源黑体 CN Bold"/>
@@ -22254,9 +24178,10 @@
           <w:sz w:val="24"/>
           <w:szCs w:val="24"/>
         </w:rPr>
-        <w:t>gcnv</w:t>
-      </w:r>
-      <w:proofErr w:type="spellEnd"/>
+        <w:t>”</w:t>
+      </w:r>
+      <w:proofErr w:type="spellStart"/>
+      <w:proofErr w:type="gramEnd"/>
       <w:r>
         <w:rPr>
           <w:rFonts w:ascii="思源黑体 CN Bold" w:eastAsia="思源黑体 CN Bold" w:hAnsi="思源黑体 CN Bold"/>
@@ -22264,7 +24189,28 @@
           <w:sz w:val="24"/>
           <w:szCs w:val="24"/>
         </w:rPr>
-        <w:t>”]|product_state_index_v2</w:t>
+        <w:t>gcnv</w:t>
+      </w:r>
+      <w:proofErr w:type="spellEnd"/>
+      <w:proofErr w:type="gramStart"/>
+      <w:r>
+        <w:rPr>
+          <w:rFonts w:ascii="思源黑体 CN Bold" w:eastAsia="思源黑体 CN Bold" w:hAnsi="思源黑体 CN Bold"/>
+          <w:color w:val="1E7648"/>
+          <w:sz w:val="24"/>
+          <w:szCs w:val="24"/>
+        </w:rPr>
+        <w:t>”</w:t>
+      </w:r>
+      <w:proofErr w:type="gramEnd"/>
+      <w:r>
+        <w:rPr>
+          <w:rFonts w:ascii="思源黑体 CN Bold" w:eastAsia="思源黑体 CN Bold" w:hAnsi="思源黑体 CN Bold"/>
+          <w:color w:val="1E7648"/>
+          <w:sz w:val="24"/>
+          <w:szCs w:val="24"/>
+        </w:rPr>
+        <w:t>]|product_state_index_v2</w:t>
       </w:r>
       <w:r>
         <w:rPr>
